--- a/assignment1/report.docx
+++ b/assignment1/report.docx
@@ -3,6 +3,9 @@
 <w:document xmlns:wpc="http://schemas.microsoft.com/office/word/2010/wordprocessingCanvas" xmlns:cx="http://schemas.microsoft.com/office/drawing/2014/chartex" xmlns:cx1="http://schemas.microsoft.com/office/drawing/2015/9/8/chartex" xmlns:cx2="http://schemas.microsoft.com/office/drawing/2015/10/21/chartex" xmlns:cx3="http://schemas.microsoft.com/office/drawing/2016/5/9/chartex" xmlns:cx4="http://schemas.microsoft.com/office/drawing/2016/5/10/chartex" xmlns:cx5="http://schemas.microsoft.com/office/drawing/2016/5/11/chartex" xmlns:cx6="http://schemas.microsoft.com/office/drawing/2016/5/12/chartex" xmlns:cx7="http://schemas.microsoft.com/office/drawing/2016/5/13/chartex" xmlns:cx8="http://schemas.microsoft.com/office/drawing/2016/5/14/chartex" xmlns:mc="http://schemas.openxmlformats.org/markup-compatibility/2006" xmlns:aink="http://schemas.microsoft.com/office/drawing/2016/ink" xmlns:am3d="http://schemas.microsoft.com/office/drawing/2017/model3d" xmlns:o="urn:schemas-microsoft-com:office:office" xmlns:oel="http://schemas.microsoft.com/office/2019/extlst" xmlns:r="http://schemas.openxmlformats.org/officeDocument/2006/relationships" xmlns:m="http://schemas.openxmlformats.org/officeDocument/2006/math" xmlns:v="urn:schemas-microsoft-com:vml" xmlns:wp14="http://schemas.microsoft.com/office/word/2010/wordprocessingDrawing" xmlns:wp="http://schemas.openxmlformats.org/drawingml/2006/wordprocessingDrawing" xmlns:w10="urn:schemas-microsoft-com:office:word" xmlns:w="http://schemas.openxmlformats.org/wordprocessingml/2006/main" xmlns:w14="http://schemas.microsoft.com/office/word/2010/wordml" xmlns:w15="http://schemas.microsoft.com/office/word/2012/wordml" xmlns:w16cex="http://schemas.microsoft.com/office/word/2018/wordml/cex" xmlns:w16cid="http://schemas.microsoft.com/office/word/2016/wordml/cid" xmlns:w16="http://schemas.microsoft.com/office/word/2018/wordml" xmlns:w16du="http://schemas.microsoft.com/office/word/2023/wordml/word16du" xmlns:w16sdtdh="http://schemas.microsoft.com/office/word/2020/wordml/sdtdatahash" xmlns:w16sdtfl="http://schemas.microsoft.com/office/word/2024/wordml/sdtformatlock" xmlns:w16se="http://schemas.microsoft.com/office/word/2015/wordml/symex" xmlns:wpg="http://schemas.microsoft.com/office/word/2010/wordprocessingGroup" xmlns:wpi="http://schemas.microsoft.com/office/word/2010/wordprocessingInk" xmlns:wne="http://schemas.microsoft.com/office/word/2006/wordml" xmlns:wps="http://schemas.microsoft.com/office/word/2010/wordprocessingShape" mc:Ignorable="w14 w15 w16se w16cid w16 w16cex w16sdtdh w16sdtfl w16du wp14">
   <w:body>
     <w:p>
+      <w:pPr>
+        <w:spacing w:line="480" w:lineRule="auto"/>
+      </w:pPr>
       <w:bookmarkStart w:id="0" w:name="_Hlk215337607"/>
       <w:bookmarkEnd w:id="0"/>
       <w:proofErr w:type="spellStart"/>
@@ -15,27 +18,62 @@
       </w:r>
     </w:p>
     <w:p>
+      <w:pPr>
+        <w:spacing w:line="480" w:lineRule="auto"/>
+      </w:pPr>
       <w:r>
         <w:t>Computer Science 311</w:t>
       </w:r>
     </w:p>
     <w:p>
-      <w:r>
-        <w:t>February 2, 2026</w:t>
-      </w:r>
-    </w:p>
-    <w:p/>
-    <w:p>
+      <w:pPr>
+        <w:spacing w:line="480" w:lineRule="auto"/>
+      </w:pPr>
+      <w:r>
+        <w:t xml:space="preserve">February </w:t>
+      </w:r>
+      <w:r>
+        <w:t>24</w:t>
+      </w:r>
+      <w:r>
+        <w:t>, 2026</w:t>
+      </w:r>
+    </w:p>
+    <w:p>
+      <w:pPr>
+        <w:spacing w:line="480" w:lineRule="auto"/>
+      </w:pPr>
+    </w:p>
+    <w:p>
+      <w:pPr>
+        <w:spacing w:line="480" w:lineRule="auto"/>
+      </w:pPr>
       <w:r>
         <w:t>Introduction</w:t>
       </w:r>
     </w:p>
     <w:p>
       <w:pPr>
+        <w:spacing w:line="480" w:lineRule="auto"/>
         <w:ind w:firstLine="720"/>
       </w:pPr>
       <w:r>
-        <w:t xml:space="preserve">For this project I built a FAQ chatbot that can answer questions regarding a product. At </w:t>
+        <w:t>The goal of</w:t>
+      </w:r>
+      <w:r>
+        <w:t xml:space="preserve"> this project </w:t>
+      </w:r>
+      <w:r>
+        <w:t xml:space="preserve">was to </w:t>
+      </w:r>
+      <w:r>
+        <w:t>buil</w:t>
+      </w:r>
+      <w:r>
+        <w:t>d</w:t>
+      </w:r>
+      <w:r>
+        <w:t xml:space="preserve"> a FAQ chatbot that can answer questions regarding a product. At </w:t>
       </w:r>
       <w:r>
         <w:t>first,</w:t>
@@ -215,19 +253,291 @@
         <w:t xml:space="preserve"> </w:t>
       </w:r>
     </w:p>
-    <w:p/>
-    <w:p>
-      <w:r>
+    <w:p>
+      <w:pPr>
+        <w:spacing w:line="480" w:lineRule="auto"/>
+      </w:pPr>
+    </w:p>
+    <w:p>
+      <w:pPr>
+        <w:spacing w:line="480" w:lineRule="auto"/>
+      </w:pPr>
+    </w:p>
+    <w:p>
+      <w:pPr>
+        <w:spacing w:line="480" w:lineRule="auto"/>
+      </w:pPr>
+      <w:r>
+        <w:lastRenderedPageBreak/>
         <w:t>Methods used</w:t>
       </w:r>
     </w:p>
     <w:p>
       <w:pPr>
+        <w:spacing w:line="480" w:lineRule="auto"/>
         <w:ind w:firstLine="720"/>
       </w:pPr>
       <w:r>
         <w:t xml:space="preserve">RAG sounds good but how </w:t>
       </w:r>
+      <w:r>
+        <w:t>does</w:t>
+      </w:r>
+      <w:r>
+        <w:t xml:space="preserve"> it work under the hood. </w:t>
+      </w:r>
+      <w:r>
+        <w:t xml:space="preserve">The RAG </w:t>
+      </w:r>
+      <w:r>
+        <w:t>pipeline</w:t>
+      </w:r>
+      <w:r>
+        <w:t xml:space="preserve"> used in this project is indicative of the </w:t>
+      </w:r>
+      <w:r>
+        <w:t>standard</w:t>
+      </w:r>
+      <w:r>
+        <w:t xml:space="preserve"> application that uses RAG. </w:t>
+      </w:r>
+      <w:r>
+        <w:t>The base of the pipeline is the document being stored in a vector database</w:t>
+      </w:r>
+      <w:r>
+        <w:t>. Next the applicable pieces of information are retrieved from the database using</w:t>
+      </w:r>
+      <w:r>
+        <w:t xml:space="preserve"> the</w:t>
+      </w:r>
+      <w:r>
+        <w:t xml:space="preserve"> semantics </w:t>
+      </w:r>
+      <w:r>
+        <w:t xml:space="preserve">of the question. The </w:t>
+      </w:r>
+      <w:r>
+        <w:t>pieces</w:t>
+      </w:r>
+      <w:r>
+        <w:t xml:space="preserve"> of information are then passed to the LLM API. </w:t>
+      </w:r>
+      <w:r>
+        <w:t xml:space="preserve">The model itself is stateless so being given data which has been pulled from a database </w:t>
+      </w:r>
+      <w:r>
+        <w:t>ideally</w:t>
+      </w:r>
+      <w:r>
+        <w:t xml:space="preserve"> </w:t>
+      </w:r>
+      <w:r>
+        <w:t xml:space="preserve">grounds the LLM in objective references. </w:t>
+      </w:r>
+      <w:r>
+        <w:t xml:space="preserve">This can </w:t>
+      </w:r>
+      <w:r>
+        <w:t>minimize</w:t>
+      </w:r>
+      <w:r>
+        <w:t xml:space="preserve"> or remove the </w:t>
+      </w:r>
+      <w:r>
+        <w:t>hallucination</w:t>
+      </w:r>
+      <w:r>
+        <w:t xml:space="preserve"> problem</w:t>
+      </w:r>
+      <w:r>
+        <w:t xml:space="preserve"> which </w:t>
+      </w:r>
+      <w:proofErr w:type="spellStart"/>
+      <w:r>
+        <w:t>pleaggs</w:t>
+      </w:r>
+      <w:proofErr w:type="spellEnd"/>
+      <w:r>
+        <w:t xml:space="preserve"> LLM models</w:t>
+      </w:r>
+      <w:r>
+        <w:t xml:space="preserve">. </w:t>
+      </w:r>
+    </w:p>
+    <w:p>
+      <w:pPr>
+        <w:spacing w:line="480" w:lineRule="auto"/>
+        <w:ind w:firstLine="720"/>
+      </w:pPr>
+      <w:r>
+        <w:t xml:space="preserve">What is RAG? Rag has two primary components. </w:t>
+      </w:r>
+      <w:r>
+        <w:t xml:space="preserve">The ability to search </w:t>
+      </w:r>
+      <w:r>
+        <w:t>through a</w:t>
+      </w:r>
+      <w:r>
+        <w:t xml:space="preserve"> persistent source of information. In the case of this project the FAQ documents. </w:t>
+      </w:r>
+      <w:r>
+        <w:t xml:space="preserve">The second component </w:t>
+      </w:r>
+      <w:proofErr w:type="gramStart"/>
+      <w:r>
+        <w:t>is,</w:t>
+      </w:r>
+      <w:proofErr w:type="gramEnd"/>
+      <w:r>
+        <w:t xml:space="preserve"> </w:t>
+      </w:r>
+      <w:r>
+        <w:t xml:space="preserve">the generative model (LLM) </w:t>
+      </w:r>
+      <w:r>
+        <w:t>itself</w:t>
+      </w:r>
+      <w:r>
+        <w:t>.</w:t>
+      </w:r>
+      <w:r>
+        <w:t xml:space="preserve">  </w:t>
+      </w:r>
+      <w:r>
+        <w:t xml:space="preserve">RAG integrates the </w:t>
+      </w:r>
+      <w:r>
+        <w:t>retrieval</w:t>
+      </w:r>
+      <w:r>
+        <w:t xml:space="preserve"> into the generative prosses</w:t>
+      </w:r>
+      <w:r>
+        <w:t xml:space="preserve"> itself. </w:t>
+      </w:r>
+      <w:r>
+        <w:t xml:space="preserve">But why is it necessary? LLMs commonly produce </w:t>
+      </w:r>
+      <w:proofErr w:type="gramStart"/>
+      <w:r>
+        <w:t>confident</w:t>
+      </w:r>
+      <w:proofErr w:type="gramEnd"/>
+      <w:r>
+        <w:t xml:space="preserve"> and even</w:t>
+      </w:r>
+      <w:r>
+        <w:t xml:space="preserve"> seemingly</w:t>
+      </w:r>
+      <w:r>
+        <w:t xml:space="preserve"> </w:t>
+      </w:r>
+      <w:r>
+        <w:t>coherent</w:t>
+      </w:r>
+      <w:r>
+        <w:t xml:space="preserve"> </w:t>
+      </w:r>
+      <w:r>
+        <w:t xml:space="preserve">answers which turn out to be wrong in the end. </w:t>
+      </w:r>
+      <w:r>
+        <w:t xml:space="preserve">This becomes more of a problem when the answer is on a topic not inside the </w:t>
+      </w:r>
+      <w:r>
+        <w:t xml:space="preserve">models </w:t>
+      </w:r>
+      <w:r>
+        <w:t>training</w:t>
+      </w:r>
+      <w:r>
+        <w:t xml:space="preserve">. The model might not contain the data for several reasons. Maybe the data came out after the training was completed or maybe the data is </w:t>
+      </w:r>
+      <w:proofErr w:type="gramStart"/>
+      <w:r>
+        <w:t>privet</w:t>
+      </w:r>
+      <w:proofErr w:type="gramEnd"/>
+      <w:r>
+        <w:t xml:space="preserve"> and the RAG </w:t>
+      </w:r>
+      <w:r>
+        <w:t>pipeline</w:t>
+      </w:r>
+      <w:r>
+        <w:t xml:space="preserve"> </w:t>
+      </w:r>
+      <w:r>
+        <w:t xml:space="preserve">accesses data which belongs to an individual of organization. Or it could be an obscure topic that the model only vaguely understands. </w:t>
+      </w:r>
+      <w:r>
+        <w:t xml:space="preserve"> </w:t>
+      </w:r>
+      <w:r>
+        <w:t xml:space="preserve">RAG </w:t>
+      </w:r>
+      <w:proofErr w:type="gramStart"/>
+      <w:r>
+        <w:t>solves for</w:t>
+      </w:r>
+      <w:proofErr w:type="gramEnd"/>
+      <w:r>
+        <w:t xml:space="preserve"> this </w:t>
+      </w:r>
+      <w:r>
+        <w:t xml:space="preserve">by having verifiable context </w:t>
+      </w:r>
+      <w:r>
+        <w:t xml:space="preserve">taken out of </w:t>
+      </w:r>
+      <w:proofErr w:type="gramStart"/>
+      <w:r>
+        <w:t xml:space="preserve">the </w:t>
+      </w:r>
+      <w:r>
+        <w:t xml:space="preserve"> </w:t>
+      </w:r>
+      <w:r>
+        <w:t>source</w:t>
+      </w:r>
+      <w:proofErr w:type="gramEnd"/>
+      <w:r>
+        <w:t xml:space="preserve"> docs if it is relevant and has the needed information the LLM output</w:t>
+      </w:r>
+      <w:r>
+        <w:t xml:space="preserve"> would be vastly more accurate. </w:t>
+      </w:r>
+      <w:r>
+        <w:t xml:space="preserve">This has a grounding </w:t>
+      </w:r>
+      <w:proofErr w:type="gramStart"/>
+      <w:r>
+        <w:t>affect</w:t>
+      </w:r>
+      <w:proofErr w:type="gramEnd"/>
+      <w:r>
+        <w:t xml:space="preserve"> on the LLMs output. </w:t>
+      </w:r>
+    </w:p>
+    <w:p>
+      <w:pPr>
+        <w:spacing w:line="480" w:lineRule="auto"/>
+        <w:ind w:firstLine="720"/>
+      </w:pPr>
+      <w:r>
+        <w:lastRenderedPageBreak/>
+        <w:t xml:space="preserve">Text </w:t>
+      </w:r>
+      <w:r>
+        <w:t>Embedding</w:t>
+      </w:r>
+      <w:r>
+        <w:t xml:space="preserve"> </w:t>
+      </w:r>
+      <w:r>
+        <w:t xml:space="preserve">what is it and how </w:t>
+      </w:r>
       <w:proofErr w:type="gramStart"/>
       <w:r>
         <w:t>dose</w:t>
@@ -242,29 +552,751 @@
       </w:r>
       <w:proofErr w:type="gramEnd"/>
       <w:r>
-        <w:t xml:space="preserve"> under the hood. </w:t>
-      </w:r>
-    </w:p>
-    <w:p/>
-    <w:p>
-      <w:r>
+        <w:t xml:space="preserve">? </w:t>
+      </w:r>
+      <w:r>
+        <w:t xml:space="preserve">The next method used is called text embedding. </w:t>
+      </w:r>
+      <w:r>
+        <w:t xml:space="preserve">We remember what a vector is from physics class direction and magnitude as </w:t>
+      </w:r>
+      <w:r>
+        <w:t>opposed</w:t>
+      </w:r>
+      <w:r>
+        <w:t xml:space="preserve"> to simple magnitude of scalars.  </w:t>
+      </w:r>
+      <w:r>
+        <w:t xml:space="preserve">Text embedding </w:t>
+      </w:r>
+      <w:proofErr w:type="gramStart"/>
+      <w:r>
+        <w:t>assigns</w:t>
+      </w:r>
+      <w:proofErr w:type="gramEnd"/>
+      <w:r>
+        <w:t xml:space="preserve"> </w:t>
+      </w:r>
+      <w:r>
+        <w:t>take</w:t>
+      </w:r>
+      <w:r>
+        <w:t xml:space="preserve"> </w:t>
+      </w:r>
+      <w:r>
+        <w:t xml:space="preserve">small pieces of text and </w:t>
+      </w:r>
+      <w:proofErr w:type="gramStart"/>
+      <w:r>
+        <w:t>creates</w:t>
+      </w:r>
+      <w:proofErr w:type="gramEnd"/>
+      <w:r>
+        <w:t xml:space="preserve"> relations between them these are stored in arrays and are called vectors because they </w:t>
+      </w:r>
+      <w:r>
+        <w:t>point in the direction of the other part of text and they have a value that quantifies the distance between the two pieces of text.</w:t>
+      </w:r>
+      <w:r>
+        <w:t xml:space="preserve"> It is </w:t>
+      </w:r>
+      <w:r>
+        <w:t>essentially</w:t>
+      </w:r>
+      <w:r>
+        <w:t xml:space="preserve"> a </w:t>
+      </w:r>
+      <w:r>
+        <w:t>mapping</w:t>
+      </w:r>
+      <w:r>
+        <w:t xml:space="preserve"> of </w:t>
+      </w:r>
+      <w:proofErr w:type="gramStart"/>
+      <w:r>
+        <w:t>semantic</w:t>
+      </w:r>
+      <w:proofErr w:type="gramEnd"/>
+      <w:r>
+        <w:t xml:space="preserve"> </w:t>
+      </w:r>
+      <w:r>
+        <w:t>of fixed length chunks of text</w:t>
+      </w:r>
+      <w:r>
+        <w:t xml:space="preserve"> </w:t>
+      </w:r>
+      <w:r>
+        <w:t xml:space="preserve">and </w:t>
+      </w:r>
+      <w:r>
+        <w:t>embedding</w:t>
+      </w:r>
+      <w:r>
+        <w:t xml:space="preserve"> into a high-</w:t>
+      </w:r>
+      <w:r>
+        <w:t>dimensional</w:t>
+      </w:r>
+      <w:r>
+        <w:t xml:space="preserve"> vector space. </w:t>
+      </w:r>
+      <w:r>
+        <w:t xml:space="preserve">This ties </w:t>
+      </w:r>
+      <w:proofErr w:type="gramStart"/>
+      <w:r>
+        <w:t>around</w:t>
+      </w:r>
+      <w:proofErr w:type="gramEnd"/>
+      <w:r>
+        <w:t xml:space="preserve"> to the </w:t>
+      </w:r>
+      <w:r>
+        <w:t>retrieval</w:t>
+      </w:r>
+      <w:r>
+        <w:t xml:space="preserve"> </w:t>
+      </w:r>
+      <w:r>
+        <w:t>process</w:t>
+      </w:r>
+      <w:r>
+        <w:t xml:space="preserve">. </w:t>
+      </w:r>
+      <w:proofErr w:type="gramStart"/>
+      <w:r>
+        <w:t>In order to</w:t>
+      </w:r>
+      <w:proofErr w:type="gramEnd"/>
+      <w:r>
+        <w:t xml:space="preserve"> </w:t>
+      </w:r>
+      <w:r>
+        <w:t>retrieve</w:t>
+      </w:r>
+      <w:r>
+        <w:t xml:space="preserve"> </w:t>
+      </w:r>
+      <w:r>
+        <w:t>correlated</w:t>
+      </w:r>
+      <w:r>
+        <w:t xml:space="preserve"> </w:t>
+      </w:r>
+      <w:r>
+        <w:t>pieces</w:t>
+      </w:r>
+      <w:r>
+        <w:t xml:space="preserve"> of </w:t>
+      </w:r>
+      <w:r>
+        <w:t>data,</w:t>
+      </w:r>
+      <w:r>
+        <w:t xml:space="preserve"> </w:t>
+      </w:r>
+      <w:r>
+        <w:t xml:space="preserve">knowing what is related to what is and how related they are is very powerful. </w:t>
+      </w:r>
+      <w:r>
+        <w:t xml:space="preserve">This </w:t>
+      </w:r>
+      <w:proofErr w:type="gramStart"/>
+      <w:r>
+        <w:t>allow</w:t>
+      </w:r>
+      <w:proofErr w:type="gramEnd"/>
+      <w:r>
+        <w:t xml:space="preserve"> the </w:t>
+      </w:r>
+      <w:r>
+        <w:t>retrieval</w:t>
+      </w:r>
+      <w:r>
+        <w:t xml:space="preserve"> prosses to compare meany small </w:t>
+      </w:r>
+      <w:r>
+        <w:t xml:space="preserve">chunks of text and measure by how related to each other they are enabling the retravel of data that relates to a common topic. </w:t>
+      </w:r>
+      <w:r>
+        <w:t xml:space="preserve">The users question literally relates to </w:t>
+      </w:r>
+      <w:r>
+        <w:t xml:space="preserve">information in the database which is bundled with the question and passed to the API giving the model the ability to have much more insight into the answer. </w:t>
+      </w:r>
+      <w:r>
+        <w:t xml:space="preserve">Text Embedding works similarly to LLMs in the sense that an embedding model is needed. I like to think of it like a reverser LLM although that is not entirely accurate and more of </w:t>
+      </w:r>
+      <w:proofErr w:type="gramStart"/>
+      <w:r>
+        <w:t>a</w:t>
+      </w:r>
+      <w:proofErr w:type="gramEnd"/>
+      <w:r>
+        <w:t xml:space="preserve"> analogy. Continently the embedding models don’t need as meany resources to get quite good results. </w:t>
+      </w:r>
+      <w:r>
+        <w:t xml:space="preserve">For this </w:t>
+      </w:r>
+      <w:r>
+        <w:t xml:space="preserve">project </w:t>
+      </w:r>
+      <w:r>
+        <w:t xml:space="preserve">all-MiniLM-L6-v2 </w:t>
+      </w:r>
+      <w:proofErr w:type="gramStart"/>
+      <w:r>
+        <w:t>was</w:t>
+      </w:r>
+      <w:proofErr w:type="gramEnd"/>
+      <w:r>
+        <w:t xml:space="preserve"> chosen.</w:t>
+      </w:r>
+      <w:r>
+        <w:t xml:space="preserve"> </w:t>
+      </w:r>
+      <w:r>
+        <w:t xml:space="preserve">It is a good model for a project of this scale because it </w:t>
+      </w:r>
+      <w:r>
+        <w:t xml:space="preserve">is lightweight and fast. It is very supported with </w:t>
+      </w:r>
+      <w:proofErr w:type="spellStart"/>
+      <w:r>
+        <w:t>LangChain</w:t>
+      </w:r>
+      <w:proofErr w:type="spellEnd"/>
+      <w:r>
+        <w:t xml:space="preserve"> libraries and addons to make it </w:t>
+      </w:r>
+      <w:r>
+        <w:t>convenient to tie into the project.</w:t>
+      </w:r>
+      <w:r>
+        <w:t xml:space="preserve"> This model is suited for data that is broken down at the level. </w:t>
+      </w:r>
+    </w:p>
+    <w:p>
+      <w:pPr>
+        <w:spacing w:line="480" w:lineRule="auto"/>
+        <w:ind w:firstLine="720"/>
+      </w:pPr>
+      <w:r>
+        <w:t>Large Language Models (</w:t>
+      </w:r>
+      <w:proofErr w:type="gramStart"/>
+      <w:r>
+        <w:t>LLM</w:t>
+      </w:r>
+      <w:r>
+        <w:t>’s</w:t>
+      </w:r>
+      <w:r>
+        <w:t>)</w:t>
+      </w:r>
+      <w:r>
+        <w:t xml:space="preserve">  are</w:t>
+      </w:r>
+      <w:proofErr w:type="gramEnd"/>
+      <w:r>
+        <w:t xml:space="preserve"> a vital and the most </w:t>
+      </w:r>
+      <w:r>
+        <w:t>hyped-up</w:t>
+      </w:r>
+      <w:r>
+        <w:t xml:space="preserve"> part of the pipeline. </w:t>
+      </w:r>
+      <w:r>
+        <w:t>Although</w:t>
+      </w:r>
+      <w:r>
+        <w:t xml:space="preserve"> </w:t>
+      </w:r>
+      <w:r>
+        <w:t xml:space="preserve">the LLM is not the primary store of information it plays a vital </w:t>
+      </w:r>
+      <w:proofErr w:type="gramStart"/>
+      <w:r>
+        <w:t>role in</w:t>
+      </w:r>
+      <w:proofErr w:type="gramEnd"/>
+      <w:r>
+        <w:t xml:space="preserve"> in </w:t>
+      </w:r>
+      <w:r>
+        <w:lastRenderedPageBreak/>
+        <w:t xml:space="preserve">synthesizing the final output. The LLM has three tasks to complete. First it takes the </w:t>
+      </w:r>
+      <w:r>
+        <w:t>retrieved</w:t>
+      </w:r>
+      <w:r>
+        <w:t xml:space="preserve"> chunks and reads them. Then it reads and follows the actual prompt from the user. </w:t>
+      </w:r>
+      <w:r>
+        <w:t>Finaly,</w:t>
+      </w:r>
+      <w:r>
+        <w:t xml:space="preserve"> it puts together the final output for the user including proper formatting and style. </w:t>
+      </w:r>
+      <w:r>
+        <w:t xml:space="preserve">Dividing up tasks </w:t>
+      </w:r>
+      <w:proofErr w:type="gramStart"/>
+      <w:r>
+        <w:t>it</w:t>
+      </w:r>
+      <w:proofErr w:type="gramEnd"/>
+      <w:r>
+        <w:t xml:space="preserve"> the real power of RAG. </w:t>
+      </w:r>
+      <w:r>
+        <w:t xml:space="preserve"> It was </w:t>
+      </w:r>
+      <w:r>
+        <w:t>particularly</w:t>
+      </w:r>
+      <w:r>
+        <w:t xml:space="preserve"> interesting in this implementation that the motel was run locally on the same </w:t>
+      </w:r>
+      <w:r>
+        <w:t>device</w:t>
+      </w:r>
+      <w:r>
+        <w:t xml:space="preserve"> using O</w:t>
+      </w:r>
+      <w:r>
+        <w:t>llama.</w:t>
+      </w:r>
+      <w:r>
+        <w:t xml:space="preserve"> </w:t>
+      </w:r>
+      <w:r>
+        <w:t xml:space="preserve">It is amazing that 16GB of ram is sufficient to use this kind of technology. The API exposed by the local model is totally interchangeable with the </w:t>
+      </w:r>
+      <w:r>
+        <w:t xml:space="preserve">more standard ones accessible online. </w:t>
+      </w:r>
+      <w:r>
+        <w:t xml:space="preserve">This is a benefit of the project because it could work with local or over the internet </w:t>
+      </w:r>
+      <w:proofErr w:type="gramStart"/>
+      <w:r>
+        <w:t>API’s</w:t>
+      </w:r>
+      <w:proofErr w:type="gramEnd"/>
+      <w:r>
+        <w:t>.</w:t>
+      </w:r>
+    </w:p>
+    <w:p>
+      <w:pPr>
+        <w:spacing w:line="480" w:lineRule="auto"/>
+        <w:ind w:firstLine="720"/>
+      </w:pPr>
+      <w:r>
+        <w:t xml:space="preserve">The final method used in this project is text chunking. Text chunking is needed because </w:t>
+      </w:r>
+      <w:r>
+        <w:t xml:space="preserve">plain text </w:t>
+      </w:r>
+      <w:r>
+        <w:t>can’t</w:t>
+      </w:r>
+      <w:r>
+        <w:t xml:space="preserve"> be directly fed into the embedding system. </w:t>
+      </w:r>
+      <w:r>
+        <w:t xml:space="preserve">The embedding model is only able to handle chunks of text about the size of a sentence. </w:t>
+      </w:r>
+      <w:r>
+        <w:t xml:space="preserve">If too much text is sent to the embedding </w:t>
+      </w:r>
+      <w:proofErr w:type="gramStart"/>
+      <w:r>
+        <w:t>model</w:t>
+      </w:r>
+      <w:proofErr w:type="gramEnd"/>
+      <w:r>
+        <w:t xml:space="preserve"> it will </w:t>
+      </w:r>
+      <w:r>
+        <w:t xml:space="preserve">truncate the text and it will not be included. Missing text would make retrieval less accurate. </w:t>
+      </w:r>
+      <w:r>
+        <w:t xml:space="preserve">Breaking up a text file into smaller chunks will function better with the input limits. </w:t>
+      </w:r>
+      <w:r>
+        <w:t xml:space="preserve">In </w:t>
+      </w:r>
+      <w:proofErr w:type="gramStart"/>
+      <w:r>
+        <w:t>addition</w:t>
+      </w:r>
+      <w:proofErr w:type="gramEnd"/>
+      <w:r>
+        <w:t xml:space="preserve"> the size of the pieces of information that can be accessed are </w:t>
+      </w:r>
+      <w:r>
+        <w:t>much</w:t>
+      </w:r>
+      <w:r>
+        <w:t xml:space="preserve"> </w:t>
+      </w:r>
+      <w:proofErr w:type="gramStart"/>
+      <w:r>
+        <w:t>smaller</w:t>
+      </w:r>
+      <w:proofErr w:type="gramEnd"/>
+      <w:r>
+        <w:t xml:space="preserve"> making it granular.  </w:t>
+      </w:r>
+      <w:r>
+        <w:t>Also,</w:t>
+      </w:r>
+      <w:r>
+        <w:t xml:space="preserve"> if the chunks of text are too big different topics will be included in each chunk which will complicate things. </w:t>
+      </w:r>
+      <w:r>
+        <w:t xml:space="preserve">The chunks of text do have to align with the sentences and paragraphs of the original text. </w:t>
+      </w:r>
+      <w:r>
+        <w:t xml:space="preserve">This keeps the chunks much more manageable and logically consistent. Like the LLM the </w:t>
+      </w:r>
+      <w:r>
+        <w:t>embeddings</w:t>
+      </w:r>
+      <w:r>
+        <w:t xml:space="preserve"> library is run on the local </w:t>
+      </w:r>
+      <w:r>
+        <w:t>machine</w:t>
+      </w:r>
+      <w:r>
+        <w:t xml:space="preserve"> making things </w:t>
+      </w:r>
+      <w:r>
+        <w:t xml:space="preserve">self-contained. In the case of the embeddings model there is no API instead a python library interacts with the model.  </w:t>
+      </w:r>
+    </w:p>
+    <w:p>
+      <w:pPr>
+        <w:spacing w:line="480" w:lineRule="auto"/>
+      </w:pPr>
+    </w:p>
+    <w:p>
+      <w:pPr>
+        <w:spacing w:line="480" w:lineRule="auto"/>
+      </w:pPr>
+      <w:r>
+        <w:lastRenderedPageBreak/>
         <w:t>Dataset Information</w:t>
       </w:r>
     </w:p>
-    <w:p/>
-    <w:p/>
-    <w:p/>
-    <w:p/>
-    <w:p/>
-    <w:p/>
-    <w:p/>
-    <w:p>
+    <w:p>
+      <w:pPr>
+        <w:spacing w:line="480" w:lineRule="auto"/>
+      </w:pPr>
+      <w:r>
+        <w:tab/>
+        <w:t xml:space="preserve">The source of the persistent data used in the RAG pipeline was the </w:t>
+      </w:r>
+      <w:r>
+        <w:t>manufacturers’</w:t>
+      </w:r>
+      <w:r>
+        <w:t xml:space="preserve"> website. The website had a </w:t>
+      </w:r>
+      <w:hyperlink r:id="rId5" w:history="1">
+        <w:r>
+          <w:rPr>
+            <w:rStyle w:val="Hyperlink"/>
+            <w:u w:val="none"/>
+          </w:rPr>
+          <w:t>FAQ</w:t>
+        </w:r>
+      </w:hyperlink>
+      <w:r>
+        <w:t xml:space="preserve"> </w:t>
+      </w:r>
+      <w:r>
+        <w:t xml:space="preserve">that was used for as the data. </w:t>
+      </w:r>
+      <w:r>
+        <w:t xml:space="preserve">To count the number of records I </w:t>
+      </w:r>
+      <w:r>
+        <w:t>counted</w:t>
+      </w:r>
+      <w:r>
+        <w:t xml:space="preserve"> the number of chunks in </w:t>
+      </w:r>
+      <w:proofErr w:type="gramStart"/>
+      <w:r>
+        <w:t xml:space="preserve">the </w:t>
+      </w:r>
+      <w:proofErr w:type="spellStart"/>
+      <w:r>
+        <w:t>ChromaDB</w:t>
+      </w:r>
+      <w:proofErr w:type="spellEnd"/>
+      <w:proofErr w:type="gramEnd"/>
+      <w:r>
+        <w:t xml:space="preserve"> once the embedding was completed. The dataset </w:t>
+      </w:r>
+      <w:r>
+        <w:t xml:space="preserve">contained a total of </w:t>
+      </w:r>
+      <w:r>
+        <w:t xml:space="preserve">267 chunks each being its own record. </w:t>
+      </w:r>
+    </w:p>
+    <w:p>
+      <w:pPr>
+        <w:spacing w:line="480" w:lineRule="auto"/>
+        <w:ind w:firstLine="720"/>
+      </w:pPr>
+      <w:r>
+        <w:t xml:space="preserve">Prior </w:t>
+      </w:r>
+      <w:proofErr w:type="gramStart"/>
+      <w:r>
+        <w:t xml:space="preserve">to the </w:t>
+      </w:r>
+      <w:proofErr w:type="spellStart"/>
+      <w:r>
+        <w:t>embeding</w:t>
+      </w:r>
+      <w:proofErr w:type="spellEnd"/>
+      <w:proofErr w:type="gramEnd"/>
+      <w:r>
+        <w:t xml:space="preserve"> the data was text</w:t>
+      </w:r>
+      <w:r>
+        <w:t xml:space="preserve"> the full text counts as the feature by </w:t>
+      </w:r>
+      <w:proofErr w:type="gramStart"/>
+      <w:r>
+        <w:t>its self</w:t>
+      </w:r>
+      <w:proofErr w:type="gramEnd"/>
+      <w:r>
+        <w:t xml:space="preserve">. </w:t>
+      </w:r>
+      <w:r>
+        <w:t xml:space="preserve">After the embedding was </w:t>
+      </w:r>
+      <w:proofErr w:type="gramStart"/>
+      <w:r>
+        <w:t>completed</w:t>
+      </w:r>
+      <w:proofErr w:type="gramEnd"/>
+      <w:r>
+        <w:t xml:space="preserve"> </w:t>
+      </w:r>
+      <w:r>
+        <w:t>each</w:t>
+      </w:r>
+      <w:r>
+        <w:t xml:space="preserve"> record had three features.</w:t>
+      </w:r>
+      <w:r>
+        <w:t xml:space="preserve"> </w:t>
+      </w:r>
+      <w:r>
+        <w:t xml:space="preserve">The first feature is the text content </w:t>
+      </w:r>
+      <w:proofErr w:type="gramStart"/>
+      <w:r>
+        <w:t>its self</w:t>
+      </w:r>
+      <w:proofErr w:type="gramEnd"/>
+      <w:r>
+        <w:t xml:space="preserve"> this is a chunk of text that was chunked by the embeddings model and is of string data type. </w:t>
+      </w:r>
+      <w:r>
+        <w:t xml:space="preserve">The second is the Embedding vector. The embedding vector is </w:t>
+      </w:r>
+      <w:proofErr w:type="gramStart"/>
+      <w:r>
+        <w:t>a</w:t>
+      </w:r>
+      <w:proofErr w:type="gramEnd"/>
+      <w:r>
+        <w:t xml:space="preserve"> array of floats and is simply a </w:t>
+      </w:r>
+      <w:proofErr w:type="spellStart"/>
+      <w:r>
+        <w:t xml:space="preserve">multi </w:t>
+      </w:r>
+      <w:r>
+        <w:t>dimensional</w:t>
+      </w:r>
+      <w:proofErr w:type="spellEnd"/>
+      <w:r>
+        <w:t xml:space="preserve"> vector </w:t>
+      </w:r>
+      <w:r>
+        <w:t>array</w:t>
+      </w:r>
+      <w:r>
+        <w:t xml:space="preserve"> that holds the </w:t>
+      </w:r>
+      <w:r>
+        <w:t xml:space="preserve">vectors. The final feature is the chunk metadata. The metadata is of Dictionary data type and is simply a python Dictionary. </w:t>
+      </w:r>
+      <w:r>
+        <w:t xml:space="preserve">It holds the position of that chunk in the source document and its location in the </w:t>
+      </w:r>
+      <w:proofErr w:type="spellStart"/>
+      <w:r>
+        <w:t>ChromaDB</w:t>
+      </w:r>
+      <w:proofErr w:type="spellEnd"/>
+      <w:r>
+        <w:t xml:space="preserve"> </w:t>
+      </w:r>
+      <w:proofErr w:type="gramStart"/>
+      <w:r>
+        <w:t>its self</w:t>
+      </w:r>
+      <w:proofErr w:type="gramEnd"/>
+      <w:r>
+        <w:t xml:space="preserve">. </w:t>
+      </w:r>
+    </w:p>
+    <w:p>
+      <w:pPr>
+        <w:spacing w:line="480" w:lineRule="auto"/>
+        <w:ind w:firstLine="720"/>
+      </w:pPr>
+      <w:r>
+        <w:t xml:space="preserve">Preprocessing is the process of preparing data for </w:t>
+      </w:r>
+      <w:proofErr w:type="gramStart"/>
+      <w:r>
+        <w:t xml:space="preserve">the </w:t>
+      </w:r>
+      <w:r>
+        <w:t>embedding</w:t>
+      </w:r>
+      <w:proofErr w:type="gramEnd"/>
+      <w:r>
+        <w:t xml:space="preserve">. </w:t>
+      </w:r>
+      <w:r>
+        <w:t xml:space="preserve">The first step in preprocessing is text sanitization. This was simply </w:t>
+      </w:r>
+      <w:r>
+        <w:t xml:space="preserve">accomplished by calling the </w:t>
+      </w:r>
+      <w:proofErr w:type="spellStart"/>
+      <w:r>
+        <w:t>LangChain</w:t>
+      </w:r>
+      <w:proofErr w:type="spellEnd"/>
+      <w:r>
+        <w:t xml:space="preserve"> </w:t>
+      </w:r>
+      <w:proofErr w:type="spellStart"/>
+      <w:r>
+        <w:t>TextLoader</w:t>
+      </w:r>
+      <w:proofErr w:type="spellEnd"/>
+      <w:r>
+        <w:t xml:space="preserve"> function and limiting the encoding to utf-8. </w:t>
+      </w:r>
+      <w:r>
+        <w:t xml:space="preserve">Next the text is chunked by passing it to </w:t>
+      </w:r>
+      <w:proofErr w:type="spellStart"/>
+      <w:r>
+        <w:t>RecursiveCharacterTextSplitte</w:t>
+      </w:r>
+      <w:proofErr w:type="spellEnd"/>
+      <w:r>
+        <w:t xml:space="preserve"> function belonging to the </w:t>
+      </w:r>
+      <w:proofErr w:type="spellStart"/>
+      <w:r>
+        <w:t>LangChain</w:t>
+      </w:r>
+      <w:proofErr w:type="spellEnd"/>
+      <w:r>
+        <w:t xml:space="preserve"> text splitter.  </w:t>
+      </w:r>
+      <w:r>
+        <w:t xml:space="preserve">It is passed two values 500 and 50. 500 represents the </w:t>
+      </w:r>
+      <w:r>
+        <w:t xml:space="preserve">maximum </w:t>
+      </w:r>
+      <w:r>
+        <w:t>size of each chunk and 50</w:t>
+      </w:r>
+      <w:r>
+        <w:t xml:space="preserve"> represents the allowable overlap. The overlap </w:t>
+      </w:r>
+      <w:proofErr w:type="gramStart"/>
+      <w:r>
+        <w:t>allow</w:t>
+      </w:r>
+      <w:proofErr w:type="gramEnd"/>
+      <w:r>
+        <w:t xml:space="preserve"> for context to be kept for each chunk. The size is measured in </w:t>
+      </w:r>
+      <w:proofErr w:type="spellStart"/>
+      <w:r>
+        <w:t>charictures</w:t>
+      </w:r>
+      <w:proofErr w:type="spellEnd"/>
+      <w:r>
+        <w:t xml:space="preserve"> in this case utf-8</w:t>
+      </w:r>
+      <w:r>
+        <w:t xml:space="preserve">. Lastly the embedding </w:t>
+      </w:r>
+      <w:proofErr w:type="spellStart"/>
+      <w:r>
+        <w:t>modle</w:t>
+      </w:r>
+      <w:proofErr w:type="spellEnd"/>
+      <w:r>
+        <w:t xml:space="preserve"> converts </w:t>
+      </w:r>
       <w:r>
         <w:lastRenderedPageBreak/>
+        <w:t xml:space="preserve">each chunk to a vector and puts it in the </w:t>
+      </w:r>
+      <w:proofErr w:type="spellStart"/>
+      <w:r>
+        <w:t>ChromaDB</w:t>
+      </w:r>
+      <w:proofErr w:type="spellEnd"/>
+      <w:r>
+        <w:t>.</w:t>
+      </w:r>
+      <w:r>
+        <w:t xml:space="preserve"> This allows the data to persist with its meta data and relative position in the form of a vector. </w:t>
+      </w:r>
+      <w:r>
+        <w:t xml:space="preserve"> </w:t>
+      </w:r>
+    </w:p>
+    <w:p>
+      <w:pPr>
+        <w:spacing w:line="480" w:lineRule="auto"/>
+      </w:pPr>
+      <w:r>
         <w:t>Libraries, Tools, and Frameworks</w:t>
       </w:r>
     </w:p>
     <w:p>
+      <w:pPr>
+        <w:spacing w:line="480" w:lineRule="auto"/>
+      </w:pPr>
       <w:r>
         <w:tab/>
         <w:t xml:space="preserve">Like meany Python projects this one required a lot of dependencies. </w:t>
@@ -289,6 +1321,7 @@
           <w:ilvl w:val="0"/>
           <w:numId w:val="3"/>
         </w:numPr>
+        <w:spacing w:line="480" w:lineRule="auto"/>
       </w:pPr>
       <w:proofErr w:type="spellStart"/>
       <w:r>
@@ -303,6 +1336,7 @@
           <w:ilvl w:val="0"/>
           <w:numId w:val="3"/>
         </w:numPr>
+        <w:spacing w:line="480" w:lineRule="auto"/>
       </w:pPr>
       <w:proofErr w:type="spellStart"/>
       <w:r>
@@ -317,6 +1351,7 @@
           <w:ilvl w:val="0"/>
           <w:numId w:val="3"/>
         </w:numPr>
+        <w:spacing w:line="480" w:lineRule="auto"/>
       </w:pPr>
       <w:proofErr w:type="spellStart"/>
       <w:r>
@@ -331,6 +1366,7 @@
           <w:ilvl w:val="0"/>
           <w:numId w:val="3"/>
         </w:numPr>
+        <w:spacing w:line="480" w:lineRule="auto"/>
       </w:pPr>
       <w:r>
         <w:t>OpenAI Python client</w:t>
@@ -343,6 +1379,7 @@
           <w:ilvl w:val="0"/>
           <w:numId w:val="3"/>
         </w:numPr>
+        <w:spacing w:line="480" w:lineRule="auto"/>
       </w:pPr>
       <w:proofErr w:type="spellStart"/>
       <w:r>
@@ -355,6 +1392,7 @@
     </w:p>
     <w:p>
       <w:pPr>
+        <w:spacing w:line="480" w:lineRule="auto"/>
         <w:ind w:firstLine="360"/>
       </w:pPr>
       <w:proofErr w:type="spellStart"/>
@@ -404,6 +1442,7 @@
     </w:p>
     <w:p>
       <w:pPr>
+        <w:spacing w:line="480" w:lineRule="auto"/>
         <w:ind w:firstLine="360"/>
       </w:pPr>
       <w:proofErr w:type="spellStart"/>
@@ -481,10 +1520,12 @@
     </w:p>
     <w:p>
       <w:pPr>
+        <w:spacing w:line="480" w:lineRule="auto"/>
         <w:ind w:firstLine="360"/>
       </w:pPr>
       <w:proofErr w:type="spellStart"/>
       <w:r>
+        <w:lastRenderedPageBreak/>
         <w:t>HuggingFace</w:t>
       </w:r>
       <w:proofErr w:type="spellEnd"/>
@@ -577,6 +1618,7 @@
     </w:p>
     <w:p>
       <w:pPr>
+        <w:spacing w:line="480" w:lineRule="auto"/>
         <w:ind w:firstLine="360"/>
       </w:pPr>
       <w:r>
@@ -637,6 +1679,7 @@
     </w:p>
     <w:p>
       <w:pPr>
+        <w:spacing w:line="480" w:lineRule="auto"/>
         <w:ind w:firstLine="360"/>
       </w:pPr>
       <w:r>
@@ -686,29 +1729,352 @@
     </w:p>
     <w:p>
       <w:pPr>
-        <w:ind w:firstLine="360"/>
-      </w:pPr>
-    </w:p>
-    <w:p>
-      <w:pPr>
-        <w:ind w:left="360"/>
-      </w:pPr>
-    </w:p>
-    <w:p/>
-    <w:p>
-      <w:r>
-        <w:t>Application Design and Implementation</w:t>
-      </w:r>
-    </w:p>
-    <w:p/>
-    <w:p/>
-    <w:p/>
-    <w:p>
+        <w:spacing w:line="480" w:lineRule="auto"/>
+      </w:pPr>
+      <w:r>
+        <w:t xml:space="preserve">Application Design </w:t>
+      </w:r>
+    </w:p>
+    <w:p>
+      <w:pPr>
+        <w:spacing w:line="480" w:lineRule="auto"/>
+      </w:pPr>
+      <w:r>
+        <w:tab/>
+      </w:r>
+      <w:r>
+        <w:t xml:space="preserve">The application design is the strong point of this project. The design </w:t>
+      </w:r>
+      <w:proofErr w:type="gramStart"/>
+      <w:r>
+        <w:t>if</w:t>
+      </w:r>
+      <w:proofErr w:type="gramEnd"/>
+      <w:r>
+        <w:t xml:space="preserve"> quite clean and modular yet it gets </w:t>
+      </w:r>
+      <w:proofErr w:type="gramStart"/>
+      <w:r>
+        <w:t>a lot done</w:t>
+      </w:r>
+      <w:proofErr w:type="gramEnd"/>
+      <w:r>
+        <w:t xml:space="preserve">. </w:t>
+      </w:r>
+      <w:r>
+        <w:t xml:space="preserve">At a high level it represents a flow of data from the boring FAQ to the structured, </w:t>
+      </w:r>
+      <w:r>
+        <w:t>formatted</w:t>
+      </w:r>
+      <w:r>
+        <w:t xml:space="preserve"> and </w:t>
+      </w:r>
+      <w:r>
+        <w:t xml:space="preserve">hype specific LLM output. The architecture flows from </w:t>
+      </w:r>
+      <w:r>
+        <w:lastRenderedPageBreak/>
+        <w:t>the original text FAQ through s</w:t>
+      </w:r>
+      <w:r>
+        <w:t xml:space="preserve">anitization which removes </w:t>
+      </w:r>
+      <w:r>
+        <w:t>characters</w:t>
+      </w:r>
+      <w:r>
+        <w:t xml:space="preserve"> that </w:t>
+      </w:r>
+      <w:r>
+        <w:t>can’t</w:t>
+      </w:r>
+      <w:r>
+        <w:t xml:space="preserve"> be chunked and </w:t>
+      </w:r>
+      <w:r>
+        <w:t>stored</w:t>
+      </w:r>
+      <w:r>
+        <w:t xml:space="preserve"> in the database. Then to the </w:t>
+      </w:r>
+      <w:r>
+        <w:t xml:space="preserve">chunking the chews it up into bit size pieces for the LLM. Next it and its embeddings are stored in the </w:t>
+      </w:r>
+      <w:proofErr w:type="spellStart"/>
+      <w:r>
+        <w:t>ChromaDB</w:t>
+      </w:r>
+      <w:proofErr w:type="spellEnd"/>
+      <w:r>
+        <w:t xml:space="preserve">. </w:t>
+      </w:r>
+      <w:r>
+        <w:t xml:space="preserve">Once the user presents a query it is compared to the </w:t>
+      </w:r>
+      <w:proofErr w:type="spellStart"/>
+      <w:r>
+        <w:t>embedings</w:t>
+      </w:r>
+      <w:proofErr w:type="spellEnd"/>
+      <w:r>
+        <w:t xml:space="preserve"> in the database to look for similarity. The original question and any relevant data </w:t>
+      </w:r>
+      <w:proofErr w:type="gramStart"/>
+      <w:r>
+        <w:t>is</w:t>
+      </w:r>
+      <w:proofErr w:type="gramEnd"/>
+      <w:r>
+        <w:t xml:space="preserve"> passed to the LLM in </w:t>
+      </w:r>
+      <w:proofErr w:type="spellStart"/>
+      <w:r>
+        <w:t>fromated</w:t>
+      </w:r>
+      <w:proofErr w:type="spellEnd"/>
+      <w:r>
+        <w:t xml:space="preserve"> manor so it can tell the question from the context. And </w:t>
+      </w:r>
+      <w:proofErr w:type="gramStart"/>
+      <w:r>
+        <w:t>finally</w:t>
+      </w:r>
+      <w:proofErr w:type="gramEnd"/>
+      <w:r>
+        <w:t xml:space="preserve"> the LLM’s response is </w:t>
+      </w:r>
+      <w:r>
+        <w:t xml:space="preserve">received and passed to the user as a final output. This is how the data flow through the </w:t>
+      </w:r>
+      <w:proofErr w:type="spellStart"/>
+      <w:r>
+        <w:t>pipline</w:t>
+      </w:r>
+      <w:proofErr w:type="spellEnd"/>
+      <w:r>
+        <w:t xml:space="preserve"> to facilitate RAG.</w:t>
+      </w:r>
+    </w:p>
+    <w:p>
+      <w:pPr>
+        <w:spacing w:line="480" w:lineRule="auto"/>
+      </w:pPr>
+      <w:r>
+        <w:rPr>
+          <w:noProof/>
+        </w:rPr>
+        <w:drawing>
+          <wp:inline distT="0" distB="0" distL="0" distR="0" wp14:anchorId="5F277875" wp14:editId="5969EF59">
+            <wp:extent cx="5097780" cy="4948952"/>
+            <wp:effectExtent l="0" t="0" r="7620" b="4445"/>
+            <wp:docPr id="1416108880" name="Picture 1"/>
+            <wp:cNvGraphicFramePr>
+              <a:graphicFrameLocks xmlns:a="http://schemas.openxmlformats.org/drawingml/2006/main" noChangeAspect="1"/>
+            </wp:cNvGraphicFramePr>
+            <a:graphic xmlns:a="http://schemas.openxmlformats.org/drawingml/2006/main">
+              <a:graphicData uri="http://schemas.openxmlformats.org/drawingml/2006/picture">
+                <pic:pic xmlns:pic="http://schemas.openxmlformats.org/drawingml/2006/picture">
+                  <pic:nvPicPr>
+                    <pic:cNvPr id="1416108880" name="Picture 1416108880"/>
+                    <pic:cNvPicPr/>
+                  </pic:nvPicPr>
+                  <pic:blipFill>
+                    <a:blip r:embed="rId6">
+                      <a:extLst>
+                        <a:ext uri="{28A0092B-C50C-407E-A947-70E740481C1C}">
+                          <a14:useLocalDpi xmlns:a14="http://schemas.microsoft.com/office/drawing/2010/main" val="0"/>
+                        </a:ext>
+                      </a:extLst>
+                    </a:blip>
+                    <a:stretch>
+                      <a:fillRect/>
+                    </a:stretch>
+                  </pic:blipFill>
+                  <pic:spPr>
+                    <a:xfrm>
+                      <a:off x="0" y="0"/>
+                      <a:ext cx="5128687" cy="4978956"/>
+                    </a:xfrm>
+                    <a:prstGeom prst="rect">
+                      <a:avLst/>
+                    </a:prstGeom>
+                  </pic:spPr>
+                </pic:pic>
+              </a:graphicData>
+            </a:graphic>
+          </wp:inline>
+        </w:drawing>
+      </w:r>
+    </w:p>
+    <w:p>
+      <w:pPr>
+        <w:spacing w:line="480" w:lineRule="auto"/>
+      </w:pPr>
+      <w:r>
+        <w:lastRenderedPageBreak/>
+        <w:tab/>
+      </w:r>
+      <w:r>
+        <w:t xml:space="preserve">The code is </w:t>
+      </w:r>
+      <w:proofErr w:type="gramStart"/>
+      <w:r>
+        <w:t>broken up</w:t>
+      </w:r>
+      <w:proofErr w:type="gramEnd"/>
+      <w:r>
+        <w:t xml:space="preserve"> into four files that each accomplish different steps in the process. </w:t>
+      </w:r>
+      <w:r>
+        <w:t xml:space="preserve">First is the embedings.py which contains two functions. One to sanitize </w:t>
+      </w:r>
+      <w:proofErr w:type="gramStart"/>
+      <w:r>
+        <w:t>chunk</w:t>
+      </w:r>
+      <w:proofErr w:type="gramEnd"/>
+      <w:r>
+        <w:t xml:space="preserve"> and embed the data. And the second to </w:t>
+      </w:r>
+      <w:r>
+        <w:t xml:space="preserve">query the database with the </w:t>
+      </w:r>
+      <w:proofErr w:type="gramStart"/>
+      <w:r>
+        <w:t>users</w:t>
+      </w:r>
+      <w:proofErr w:type="gramEnd"/>
+      <w:r>
+        <w:t xml:space="preserve"> question. The llm.py file handles </w:t>
+      </w:r>
+      <w:r>
+        <w:t xml:space="preserve">calling the </w:t>
+      </w:r>
+      <w:proofErr w:type="spellStart"/>
+      <w:r>
+        <w:t>openAI</w:t>
+      </w:r>
+      <w:proofErr w:type="spellEnd"/>
+      <w:r>
+        <w:t xml:space="preserve"> API and passing it the </w:t>
+      </w:r>
+      <w:proofErr w:type="gramStart"/>
+      <w:r>
+        <w:t>users</w:t>
+      </w:r>
+      <w:proofErr w:type="gramEnd"/>
+      <w:r>
+        <w:t xml:space="preserve"> data. It contains one function called </w:t>
+      </w:r>
+      <w:proofErr w:type="spellStart"/>
+      <w:proofErr w:type="gramStart"/>
+      <w:r>
+        <w:t>llm</w:t>
+      </w:r>
+      <w:proofErr w:type="spellEnd"/>
+      <w:r>
+        <w:t>(</w:t>
+      </w:r>
+      <w:proofErr w:type="gramEnd"/>
+      <w:r>
+        <w:t>) that facilitates this. It includes the</w:t>
+      </w:r>
+      <w:r>
+        <w:t xml:space="preserve"> system prompt that tells the LLM that it needs to respond and to keep responses short. Thes functions are called from the </w:t>
+      </w:r>
+      <w:r>
+        <w:t xml:space="preserve">app.py and the main.py. Thes allow </w:t>
+      </w:r>
+      <w:proofErr w:type="spellStart"/>
+      <w:r>
+        <w:t>eather</w:t>
+      </w:r>
+      <w:proofErr w:type="spellEnd"/>
+      <w:r>
+        <w:t xml:space="preserve"> the UI or the CLI interface depending on the </w:t>
+      </w:r>
+      <w:proofErr w:type="gramStart"/>
+      <w:r>
+        <w:t>users</w:t>
+      </w:r>
+      <w:proofErr w:type="gramEnd"/>
+      <w:r>
+        <w:t xml:space="preserve"> preference. </w:t>
+      </w:r>
+      <w:r>
+        <w:t xml:space="preserve">Both main.py and app.py check if the database exists and if </w:t>
+      </w:r>
+      <w:proofErr w:type="gramStart"/>
+      <w:r>
+        <w:t>not</w:t>
+      </w:r>
+      <w:proofErr w:type="gramEnd"/>
+      <w:r>
+        <w:t xml:space="preserve"> they create it using the </w:t>
+      </w:r>
+      <w:proofErr w:type="gramStart"/>
+      <w:r>
+        <w:t>provided data</w:t>
+      </w:r>
+      <w:proofErr w:type="gramEnd"/>
+      <w:r>
+        <w:t xml:space="preserve">. </w:t>
+      </w:r>
+      <w:r>
+        <w:t>The p</w:t>
+      </w:r>
+      <w:r>
+        <w:t xml:space="preserve">roject contains a fair amount of configuration that is handled by the various config files. </w:t>
+      </w:r>
+      <w:r>
+        <w:t xml:space="preserve">This includes </w:t>
+      </w:r>
+      <w:proofErr w:type="gramStart"/>
+      <w:r>
+        <w:t>the .env</w:t>
+      </w:r>
+      <w:proofErr w:type="gramEnd"/>
+      <w:r>
+        <w:t xml:space="preserve"> and </w:t>
+      </w:r>
+      <w:proofErr w:type="gramStart"/>
+      <w:r>
+        <w:t xml:space="preserve">the </w:t>
+      </w:r>
+      <w:r>
+        <w:t>.</w:t>
+      </w:r>
+      <w:proofErr w:type="spellStart"/>
+      <w:r>
+        <w:t>streamlit</w:t>
+      </w:r>
+      <w:proofErr w:type="spellEnd"/>
+      <w:proofErr w:type="gramEnd"/>
+      <w:r>
+        <w:t xml:space="preserve"> files.</w:t>
+      </w:r>
+    </w:p>
+    <w:p>
+      <w:pPr>
+        <w:spacing w:line="480" w:lineRule="auto"/>
+      </w:pPr>
+      <w:r>
+        <w:tab/>
+      </w:r>
+    </w:p>
+    <w:p>
+      <w:pPr>
+        <w:spacing w:line="480" w:lineRule="auto"/>
+      </w:pPr>
       <w:r>
         <w:t>Instructions for Running</w:t>
       </w:r>
     </w:p>
     <w:p>
+      <w:pPr>
+        <w:spacing w:line="480" w:lineRule="auto"/>
+      </w:pPr>
       <w:r>
         <w:tab/>
       </w:r>
@@ -726,9 +2092,14 @@
       <w:r>
         <w:t xml:space="preserve">forward. First navigate to the </w:t>
       </w:r>
-      <w:r>
-        <w:t>GitHub</w:t>
-      </w:r>
+      <w:hyperlink r:id="rId7" w:history="1">
+        <w:r>
+          <w:rPr>
+            <w:rStyle w:val="Hyperlink"/>
+          </w:rPr>
+          <w:t>GitHub</w:t>
+        </w:r>
+      </w:hyperlink>
       <w:r>
         <w:t xml:space="preserve"> for the project then clone the repo to your </w:t>
       </w:r>
@@ -797,6 +2168,7 @@
           <w:ilvl w:val="0"/>
           <w:numId w:val="2"/>
         </w:numPr>
+        <w:spacing w:line="480" w:lineRule="auto"/>
       </w:pPr>
       <w:r>
         <w:t xml:space="preserve"> DATA_PATH</w:t>
@@ -812,6 +2184,7 @@
           <w:ilvl w:val="0"/>
           <w:numId w:val="2"/>
         </w:numPr>
+        <w:spacing w:line="480" w:lineRule="auto"/>
       </w:pPr>
       <w:r>
         <w:t>OPENAI_BASE_URL</w:t>
@@ -836,8 +2209,10 @@
           <w:ilvl w:val="0"/>
           <w:numId w:val="2"/>
         </w:numPr>
-      </w:pPr>
-      <w:r>
+        <w:spacing w:line="480" w:lineRule="auto"/>
+      </w:pPr>
+      <w:r>
+        <w:lastRenderedPageBreak/>
         <w:t>OPENAI_API_KEY</w:t>
       </w:r>
       <w:r>
@@ -851,6 +2226,7 @@
           <w:ilvl w:val="0"/>
           <w:numId w:val="2"/>
         </w:numPr>
+        <w:spacing w:line="480" w:lineRule="auto"/>
       </w:pPr>
       <w:r>
         <w:t>MODEL_NAME</w:t>
@@ -869,6 +2245,7 @@
           <w:ilvl w:val="0"/>
           <w:numId w:val="2"/>
         </w:numPr>
+        <w:spacing w:line="480" w:lineRule="auto"/>
       </w:pPr>
       <w:r>
         <w:t>EMBEDDING_MODEL</w:t>
@@ -887,6 +2264,7 @@
           <w:ilvl w:val="0"/>
           <w:numId w:val="2"/>
         </w:numPr>
+        <w:spacing w:line="480" w:lineRule="auto"/>
       </w:pPr>
       <w:r>
         <w:t>CHROMA_PATH</w:t>
@@ -896,11 +2274,13 @@
       </w:r>
     </w:p>
     <w:p>
+      <w:pPr>
+        <w:spacing w:line="480" w:lineRule="auto"/>
+      </w:pPr>
       <w:r>
         <w:rPr>
           <w:noProof/>
         </w:rPr>
-        <w:lastRenderedPageBreak/>
         <w:drawing>
           <wp:inline distT="0" distB="0" distL="0" distR="0" wp14:anchorId="63985AFD" wp14:editId="09447AB5">
             <wp:extent cx="5715798" cy="3000794"/>
@@ -917,7 +2297,7 @@
                     <pic:cNvPicPr/>
                   </pic:nvPicPr>
                   <pic:blipFill>
-                    <a:blip r:embed="rId5">
+                    <a:blip r:embed="rId8">
                       <a:extLst>
                         <a:ext uri="{28A0092B-C50C-407E-A947-70E740481C1C}">
                           <a14:useLocalDpi xmlns:a14="http://schemas.microsoft.com/office/drawing/2010/main" val="0"/>
@@ -945,6 +2325,9 @@
       </w:r>
     </w:p>
     <w:p>
+      <w:pPr>
+        <w:spacing w:line="480" w:lineRule="auto"/>
+      </w:pPr>
       <w:r>
         <w:t xml:space="preserve"> </w:t>
       </w:r>
@@ -1014,6 +2397,9 @@
       </w:r>
     </w:p>
     <w:p>
+      <w:pPr>
+        <w:spacing w:line="480" w:lineRule="auto"/>
+      </w:pPr>
       <w:r>
         <w:tab/>
         <w:t xml:space="preserve">The project has two user </w:t>
@@ -1073,7 +2459,11 @@
         <w:t>launch,</w:t>
       </w:r>
       <w:r>
-        <w:t xml:space="preserve"> simply open it and navigate to the URL displayed in the terminal. If the cli is preferred </w:t>
+        <w:t xml:space="preserve"> simply open it and navigate to the URL displayed in </w:t>
+      </w:r>
+      <w:r>
+        <w:lastRenderedPageBreak/>
+        <w:t xml:space="preserve">the terminal. If the cli is preferred </w:t>
       </w:r>
       <w:r>
         <w:t xml:space="preserve">just </w:t>
@@ -1096,14 +2486,23 @@
         <w:t xml:space="preserve"> FAQ.</w:t>
       </w:r>
     </w:p>
-    <w:p/>
-    <w:p/>
-    <w:p>
+    <w:p>
+      <w:pPr>
+        <w:spacing w:line="480" w:lineRule="auto"/>
+      </w:pPr>
+    </w:p>
+    <w:p>
+      <w:pPr>
+        <w:spacing w:line="480" w:lineRule="auto"/>
+      </w:pPr>
       <w:r>
         <w:t>Results</w:t>
       </w:r>
     </w:p>
     <w:p>
+      <w:pPr>
+        <w:spacing w:line="480" w:lineRule="auto"/>
+      </w:pPr>
       <w:r>
         <w:tab/>
         <w:t xml:space="preserve">Given the relatively low intelligence of the local models the output was </w:t>
@@ -1150,11 +2549,7 @@
       </w:r>
       <w:proofErr w:type="gramEnd"/>
       <w:r>
-        <w:t xml:space="preserve"> see </w:t>
-      </w:r>
-      <w:r>
-        <w:lastRenderedPageBreak/>
-        <w:t xml:space="preserve">numbers in the FAQ like the battery life. </w:t>
+        <w:t xml:space="preserve"> see numbers in the FAQ like the battery life. </w:t>
       </w:r>
       <w:proofErr w:type="gramStart"/>
       <w:r>
@@ -1200,10 +2595,14 @@
       </w:r>
     </w:p>
     <w:p>
+      <w:pPr>
+        <w:spacing w:line="480" w:lineRule="auto"/>
+      </w:pPr>
       <w:r>
         <w:rPr>
           <w:noProof/>
         </w:rPr>
+        <w:lastRenderedPageBreak/>
         <w:drawing>
           <wp:inline distT="0" distB="0" distL="0" distR="0" wp14:anchorId="6B031AA1" wp14:editId="539159C9">
             <wp:extent cx="5943600" cy="2975610"/>
@@ -1220,7 +2619,7 @@
                     <pic:cNvPicPr/>
                   </pic:nvPicPr>
                   <pic:blipFill>
-                    <a:blip r:embed="rId6" cstate="print">
+                    <a:blip r:embed="rId9" cstate="print">
                       <a:extLst>
                         <a:ext uri="{28A0092B-C50C-407E-A947-70E740481C1C}">
                           <a14:useLocalDpi xmlns:a14="http://schemas.microsoft.com/office/drawing/2010/main" val="0"/>
@@ -1247,22 +2646,264 @@
         </w:drawing>
       </w:r>
     </w:p>
-    <w:p/>
-    <w:p>
+    <w:p>
+      <w:pPr>
+        <w:spacing w:line="480" w:lineRule="auto"/>
+      </w:pPr>
+    </w:p>
+    <w:p>
+      <w:pPr>
+        <w:spacing w:line="480" w:lineRule="auto"/>
+      </w:pPr>
       <w:r>
         <w:t>Insights</w:t>
       </w:r>
     </w:p>
     <w:p>
+      <w:pPr>
+        <w:spacing w:line="480" w:lineRule="auto"/>
+      </w:pPr>
       <w:r>
         <w:tab/>
         <w:t xml:space="preserve">During this project </w:t>
       </w:r>
-    </w:p>
-    <w:p/>
-    <w:p>
+      <w:r>
+        <w:t xml:space="preserve">a significant amount of insight was derived. </w:t>
+      </w:r>
+      <w:r>
+        <w:t xml:space="preserve">Some portions of the project ran smoothly but others had some friction. </w:t>
+      </w:r>
+      <w:r>
+        <w:t xml:space="preserve">The RAG responses </w:t>
+      </w:r>
+      <w:proofErr w:type="gramStart"/>
+      <w:r>
+        <w:t>where</w:t>
+      </w:r>
+      <w:proofErr w:type="gramEnd"/>
+      <w:r>
+        <w:t xml:space="preserve"> pretty grounded in the FAQ. It is visible in the screenshot and can be compared to the FAQ in the GitHub. </w:t>
+      </w:r>
+      <w:r>
+        <w:t xml:space="preserve">The local Ollama LLM ran its inference without any </w:t>
+      </w:r>
+      <w:proofErr w:type="gramStart"/>
+      <w:r>
+        <w:t>problems</w:t>
+      </w:r>
+      <w:proofErr w:type="gramEnd"/>
+      <w:r>
+        <w:t xml:space="preserve"> and the output was </w:t>
+      </w:r>
+      <w:proofErr w:type="gramStart"/>
+      <w:r>
+        <w:t>fairly good</w:t>
+      </w:r>
+      <w:proofErr w:type="gramEnd"/>
+      <w:r>
+        <w:t xml:space="preserve"> for its size. </w:t>
+      </w:r>
+      <w:r>
+        <w:t xml:space="preserve">The modular structure of the project was also a strong point. The separation of </w:t>
+      </w:r>
+      <w:r>
+        <w:t>concerns</w:t>
+      </w:r>
+      <w:r>
+        <w:t xml:space="preserve"> with the different python files </w:t>
+      </w:r>
+      <w:r>
+        <w:t xml:space="preserve">makes it manageable. And the </w:t>
+      </w:r>
+      <w:proofErr w:type="gramStart"/>
+      <w:r>
+        <w:t xml:space="preserve">modular  </w:t>
+      </w:r>
+      <w:r>
+        <w:t>setup</w:t>
+      </w:r>
+      <w:proofErr w:type="gramEnd"/>
+      <w:r>
+        <w:t xml:space="preserve"> allows</w:t>
+      </w:r>
+      <w:r>
+        <w:t xml:space="preserve"> for future expansion of and changes. Some of the friction </w:t>
+      </w:r>
+      <w:proofErr w:type="gramStart"/>
+      <w:r>
+        <w:t>point</w:t>
+      </w:r>
+      <w:proofErr w:type="gramEnd"/>
+      <w:r>
+        <w:t xml:space="preserve"> on the other hand made the project less than perfect. First concern </w:t>
+      </w:r>
+      <w:r>
+        <w:t xml:space="preserve">is the data set. The dataset is plain text instead of tables or some kind of structured data. </w:t>
+      </w:r>
+      <w:r>
+        <w:t xml:space="preserve">There is also a </w:t>
+      </w:r>
+      <w:r>
+        <w:t>trade</w:t>
+      </w:r>
+      <w:r>
+        <w:t xml:space="preserve"> off with the sizes of the chunks of text. If the chunks are too small context is lost but if the chunks of text are too large the </w:t>
+      </w:r>
+      <w:r>
+        <w:t xml:space="preserve">information becomes </w:t>
+      </w:r>
+      <w:r>
+        <w:t>noisy</w:t>
+      </w:r>
+      <w:r>
+        <w:t xml:space="preserve">. </w:t>
+      </w:r>
+      <w:r>
+        <w:t>The shortcoming</w:t>
+      </w:r>
+      <w:r>
+        <w:t xml:space="preserve"> of the CLI </w:t>
+      </w:r>
+      <w:r>
+        <w:lastRenderedPageBreak/>
+        <w:t xml:space="preserve">interface is it doesn’t maintain a conversation memory. That problem is solved by the UI. </w:t>
+      </w:r>
+      <w:r>
+        <w:t xml:space="preserve">Lastly for production or serious use a more powerful model would be a better fit. The local LLM is perfect for </w:t>
+      </w:r>
+      <w:r>
+        <w:t xml:space="preserve">building the RAG </w:t>
+      </w:r>
+      <w:r>
+        <w:t>pipeline,</w:t>
+      </w:r>
+      <w:r>
+        <w:t xml:space="preserve"> but it doesn’t have the most powerful intelligence. </w:t>
+      </w:r>
+    </w:p>
+    <w:p>
+      <w:pPr>
+        <w:spacing w:line="480" w:lineRule="auto"/>
+      </w:pPr>
+      <w:r>
+        <w:tab/>
+        <w:t xml:space="preserve">There are some potential improvements that could be made </w:t>
+      </w:r>
+      <w:proofErr w:type="gramStart"/>
+      <w:r>
+        <w:t>on</w:t>
+      </w:r>
+      <w:proofErr w:type="gramEnd"/>
+      <w:r>
+        <w:t xml:space="preserve"> the project. First a different data source could be used instead. It could be a CSV or some other kind of more structured data as </w:t>
+      </w:r>
+      <w:r>
+        <w:t>opposed</w:t>
+      </w:r>
+      <w:r>
+        <w:t xml:space="preserve"> to text. </w:t>
+      </w:r>
+      <w:r>
+        <w:t xml:space="preserve">This could facilitate filtered retrieval. Next the search </w:t>
+      </w:r>
+      <w:proofErr w:type="gramStart"/>
+      <w:r>
+        <w:t>of</w:t>
+      </w:r>
+      <w:proofErr w:type="gramEnd"/>
+      <w:r>
+        <w:t xml:space="preserve"> the data could be </w:t>
+      </w:r>
+      <w:r>
+        <w:t>multi-faceted</w:t>
+      </w:r>
+      <w:r>
+        <w:t xml:space="preserve"> </w:t>
+      </w:r>
+      <w:r>
+        <w:t>i.e.</w:t>
+      </w:r>
+      <w:r>
+        <w:t xml:space="preserve"> it could search for keywords as well as the semantic search. </w:t>
+      </w:r>
+      <w:r>
+        <w:t xml:space="preserve">This would be an interesting approach to make the gathering of data more thorough.  A more coding heavy improvement would be adding memory to the CLI </w:t>
+      </w:r>
+      <w:r>
+        <w:t xml:space="preserve">interface so the LLM could see the conversation history. Although there could be improvements the final project is </w:t>
+      </w:r>
+      <w:r>
+        <w:t>comprehensive</w:t>
+      </w:r>
+      <w:r>
+        <w:t xml:space="preserve"> and allows </w:t>
+      </w:r>
+      <w:r>
+        <w:t xml:space="preserve">real use for talking to a FAQ. </w:t>
+      </w:r>
+    </w:p>
+    <w:p>
+      <w:pPr>
+        <w:spacing w:line="480" w:lineRule="auto"/>
+      </w:pPr>
+    </w:p>
+    <w:p>
+      <w:pPr>
+        <w:spacing w:line="480" w:lineRule="auto"/>
+      </w:pPr>
       <w:r>
         <w:t>References</w:t>
+      </w:r>
+    </w:p>
+    <w:p>
+      <w:pPr>
+        <w:spacing w:line="480" w:lineRule="auto"/>
+      </w:pPr>
+      <w:r>
+        <w:t xml:space="preserve">Study.com. (n.d.). Practical application for artificial intelligence: Learning chatbot. Retrieved February 24, 2026, from </w:t>
+      </w:r>
+      <w:hyperlink r:id="rId10" w:history="1">
+        <w:r>
+          <w:rPr>
+            <w:rStyle w:val="Hyperlink"/>
+          </w:rPr>
+          <w:t>https://study.com/academy/lesson/practical-application-for-artificial-intelligence-learning-chatbot.html</w:t>
+        </w:r>
+      </w:hyperlink>
+    </w:p>
+    <w:p>
+      <w:pPr>
+        <w:spacing w:line="480" w:lineRule="auto"/>
+      </w:pPr>
+    </w:p>
+    <w:p>
+      <w:pPr>
+        <w:spacing w:line="480" w:lineRule="auto"/>
+      </w:pPr>
+      <w:r>
+        <w:lastRenderedPageBreak/>
+        <w:t xml:space="preserve">Study.com. (n.d.). Large language models and artificial intelligence. Retrieved February 24, 2026, from </w:t>
+      </w:r>
+      <w:hyperlink r:id="rId11" w:history="1">
+        <w:r>
+          <w:rPr>
+            <w:rStyle w:val="Hyperlink"/>
+          </w:rPr>
+          <w:t>https://study.com/academy/lesson/large-language-models-and-artificial-intelligence.html</w:t>
+        </w:r>
+      </w:hyperlink>
+    </w:p>
+    <w:p>
+      <w:pPr>
+        <w:spacing w:line="480" w:lineRule="auto"/>
+      </w:pPr>
+    </w:p>
+    <w:p>
+      <w:pPr>
+        <w:spacing w:line="480" w:lineRule="auto"/>
+      </w:pPr>
+      <w:r>
+        <w:t>Xiaomi. (n.d.). Redmi Buds 6 FAQ. Retrieved February 24, 2026, from https://www.mi.com/global/support/faq/details/KA-509528/</w:t>
       </w:r>
     </w:p>
     <w:sectPr>
@@ -1502,6 +3143,155 @@
     </w:lvl>
   </w:abstractNum>
   <w:abstractNum w:abstractNumId="2" w15:restartNumberingAfterBreak="0">
+    <w:nsid w:val="7E8A56E2"/>
+    <w:multiLevelType w:val="multilevel"/>
+    <w:tmpl w:val="E758BA48"/>
+    <w:lvl w:ilvl="0">
+      <w:start w:val="1"/>
+      <w:numFmt w:val="bullet"/>
+      <w:lvlText w:val=""/>
+      <w:lvlJc w:val="left"/>
+      <w:pPr>
+        <w:tabs>
+          <w:tab w:val="num" w:pos="720"/>
+        </w:tabs>
+        <w:ind w:left="720" w:hanging="360"/>
+      </w:pPr>
+      <w:rPr>
+        <w:rFonts w:ascii="Symbol" w:hAnsi="Symbol" w:hint="default"/>
+        <w:sz w:val="20"/>
+      </w:rPr>
+    </w:lvl>
+    <w:lvl w:ilvl="1" w:tentative="1">
+      <w:start w:val="1"/>
+      <w:numFmt w:val="bullet"/>
+      <w:lvlText w:val="o"/>
+      <w:lvlJc w:val="left"/>
+      <w:pPr>
+        <w:tabs>
+          <w:tab w:val="num" w:pos="1440"/>
+        </w:tabs>
+        <w:ind w:left="1440" w:hanging="360"/>
+      </w:pPr>
+      <w:rPr>
+        <w:rFonts w:ascii="Courier New" w:hAnsi="Courier New" w:hint="default"/>
+        <w:sz w:val="20"/>
+      </w:rPr>
+    </w:lvl>
+    <w:lvl w:ilvl="2" w:tentative="1">
+      <w:start w:val="1"/>
+      <w:numFmt w:val="bullet"/>
+      <w:lvlText w:val=""/>
+      <w:lvlJc w:val="left"/>
+      <w:pPr>
+        <w:tabs>
+          <w:tab w:val="num" w:pos="2160"/>
+        </w:tabs>
+        <w:ind w:left="2160" w:hanging="360"/>
+      </w:pPr>
+      <w:rPr>
+        <w:rFonts w:ascii="Wingdings" w:hAnsi="Wingdings" w:hint="default"/>
+        <w:sz w:val="20"/>
+      </w:rPr>
+    </w:lvl>
+    <w:lvl w:ilvl="3" w:tentative="1">
+      <w:start w:val="1"/>
+      <w:numFmt w:val="bullet"/>
+      <w:lvlText w:val=""/>
+      <w:lvlJc w:val="left"/>
+      <w:pPr>
+        <w:tabs>
+          <w:tab w:val="num" w:pos="2880"/>
+        </w:tabs>
+        <w:ind w:left="2880" w:hanging="360"/>
+      </w:pPr>
+      <w:rPr>
+        <w:rFonts w:ascii="Wingdings" w:hAnsi="Wingdings" w:hint="default"/>
+        <w:sz w:val="20"/>
+      </w:rPr>
+    </w:lvl>
+    <w:lvl w:ilvl="4" w:tentative="1">
+      <w:start w:val="1"/>
+      <w:numFmt w:val="bullet"/>
+      <w:lvlText w:val=""/>
+      <w:lvlJc w:val="left"/>
+      <w:pPr>
+        <w:tabs>
+          <w:tab w:val="num" w:pos="3600"/>
+        </w:tabs>
+        <w:ind w:left="3600" w:hanging="360"/>
+      </w:pPr>
+      <w:rPr>
+        <w:rFonts w:ascii="Wingdings" w:hAnsi="Wingdings" w:hint="default"/>
+        <w:sz w:val="20"/>
+      </w:rPr>
+    </w:lvl>
+    <w:lvl w:ilvl="5" w:tentative="1">
+      <w:start w:val="1"/>
+      <w:numFmt w:val="bullet"/>
+      <w:lvlText w:val=""/>
+      <w:lvlJc w:val="left"/>
+      <w:pPr>
+        <w:tabs>
+          <w:tab w:val="num" w:pos="4320"/>
+        </w:tabs>
+        <w:ind w:left="4320" w:hanging="360"/>
+      </w:pPr>
+      <w:rPr>
+        <w:rFonts w:ascii="Wingdings" w:hAnsi="Wingdings" w:hint="default"/>
+        <w:sz w:val="20"/>
+      </w:rPr>
+    </w:lvl>
+    <w:lvl w:ilvl="6" w:tentative="1">
+      <w:start w:val="1"/>
+      <w:numFmt w:val="bullet"/>
+      <w:lvlText w:val=""/>
+      <w:lvlJc w:val="left"/>
+      <w:pPr>
+        <w:tabs>
+          <w:tab w:val="num" w:pos="5040"/>
+        </w:tabs>
+        <w:ind w:left="5040" w:hanging="360"/>
+      </w:pPr>
+      <w:rPr>
+        <w:rFonts w:ascii="Wingdings" w:hAnsi="Wingdings" w:hint="default"/>
+        <w:sz w:val="20"/>
+      </w:rPr>
+    </w:lvl>
+    <w:lvl w:ilvl="7" w:tentative="1">
+      <w:start w:val="1"/>
+      <w:numFmt w:val="bullet"/>
+      <w:lvlText w:val=""/>
+      <w:lvlJc w:val="left"/>
+      <w:pPr>
+        <w:tabs>
+          <w:tab w:val="num" w:pos="5760"/>
+        </w:tabs>
+        <w:ind w:left="5760" w:hanging="360"/>
+      </w:pPr>
+      <w:rPr>
+        <w:rFonts w:ascii="Wingdings" w:hAnsi="Wingdings" w:hint="default"/>
+        <w:sz w:val="20"/>
+      </w:rPr>
+    </w:lvl>
+    <w:lvl w:ilvl="8" w:tentative="1">
+      <w:start w:val="1"/>
+      <w:numFmt w:val="bullet"/>
+      <w:lvlText w:val=""/>
+      <w:lvlJc w:val="left"/>
+      <w:pPr>
+        <w:tabs>
+          <w:tab w:val="num" w:pos="6480"/>
+        </w:tabs>
+        <w:ind w:left="6480" w:hanging="360"/>
+      </w:pPr>
+      <w:rPr>
+        <w:rFonts w:ascii="Wingdings" w:hAnsi="Wingdings" w:hint="default"/>
+        <w:sz w:val="20"/>
+      </w:rPr>
+    </w:lvl>
+  </w:abstractNum>
+  <w:abstractNum w:abstractNumId="3" w15:restartNumberingAfterBreak="0">
     <w:nsid w:val="7FCD2AF3"/>
     <w:multiLevelType w:val="hybridMultilevel"/>
     <w:tmpl w:val="40C8A204"/>
@@ -1614,13 +3404,16 @@
     </w:lvl>
   </w:abstractNum>
   <w:num w:numId="1" w16cid:durableId="1474448000">
-    <w:abstractNumId w:val="2"/>
+    <w:abstractNumId w:val="3"/>
   </w:num>
   <w:num w:numId="2" w16cid:durableId="1039815628">
     <w:abstractNumId w:val="1"/>
   </w:num>
   <w:num w:numId="3" w16cid:durableId="1581450290">
     <w:abstractNumId w:val="0"/>
+  </w:num>
+  <w:num w:numId="4" w16cid:durableId="2128161935">
+    <w:abstractNumId w:val="2"/>
   </w:num>
 </w:numbering>
 </file>
@@ -2543,6 +4336,41 @@
       <w:spacing w:val="5"/>
     </w:rPr>
   </w:style>
+  <w:style w:type="character" w:styleId="Hyperlink">
+    <w:name w:val="Hyperlink"/>
+    <w:basedOn w:val="DefaultParagraphFont"/>
+    <w:uiPriority w:val="99"/>
+    <w:unhideWhenUsed/>
+    <w:rsid w:val="00522C2A"/>
+    <w:rPr>
+      <w:color w:val="467886" w:themeColor="hyperlink"/>
+      <w:u w:val="single"/>
+    </w:rPr>
+  </w:style>
+  <w:style w:type="character" w:styleId="UnresolvedMention">
+    <w:name w:val="Unresolved Mention"/>
+    <w:basedOn w:val="DefaultParagraphFont"/>
+    <w:uiPriority w:val="99"/>
+    <w:semiHidden/>
+    <w:unhideWhenUsed/>
+    <w:rsid w:val="00522C2A"/>
+    <w:rPr>
+      <w:color w:val="605E5C"/>
+      <w:shd w:val="clear" w:color="auto" w:fill="E1DFDD"/>
+    </w:rPr>
+  </w:style>
+  <w:style w:type="character" w:styleId="FollowedHyperlink">
+    <w:name w:val="FollowedHyperlink"/>
+    <w:basedOn w:val="DefaultParagraphFont"/>
+    <w:uiPriority w:val="99"/>
+    <w:semiHidden/>
+    <w:unhideWhenUsed/>
+    <w:rsid w:val="003D4201"/>
+    <w:rPr>
+      <w:color w:val="96607D" w:themeColor="followedHyperlink"/>
+      <w:u w:val="single"/>
+    </w:rPr>
+  </w:style>
 </w:styles>
 </file>
 

--- a/assignment1/report.docx
+++ b/assignment1/report.docx
@@ -8,13 +8,8 @@
       </w:pPr>
       <w:bookmarkStart w:id="0" w:name="_Hlk215337607"/>
       <w:bookmarkEnd w:id="0"/>
-      <w:proofErr w:type="spellStart"/>
-      <w:r>
-        <w:t>Stasiu</w:t>
-      </w:r>
-      <w:proofErr w:type="spellEnd"/>
-      <w:r>
-        <w:t xml:space="preserve"> Tippett</w:t>
+      <w:r>
+        <w:t>Stasiu Tippett</w:t>
       </w:r>
     </w:p>
     <w:p>
@@ -33,7 +28,10 @@
         <w:t xml:space="preserve">February </w:t>
       </w:r>
       <w:r>
-        <w:t>24</w:t>
+        <w:t>2</w:t>
+      </w:r>
+      <w:r>
+        <w:t>7</w:t>
       </w:r>
       <w:r>
         <w:t>, 2026</w:t>
@@ -79,28 +77,40 @@
         <w:t>first,</w:t>
       </w:r>
       <w:r>
-        <w:t xml:space="preserve"> I did not know what to </w:t>
-      </w:r>
-      <w:r>
-        <w:t>do,</w:t>
-      </w:r>
-      <w:r>
-        <w:t xml:space="preserve"> </w:t>
-      </w:r>
-      <w:r>
-        <w:t xml:space="preserve">I saw some headphones </w:t>
-      </w:r>
-      <w:r>
-        <w:t xml:space="preserve">I had laying around </w:t>
-      </w:r>
-      <w:r>
-        <w:t>and decided to use them as my product.</w:t>
-      </w:r>
-      <w:r>
-        <w:t xml:space="preserve"> I couldn’t figure out how to pause and play them so I thought </w:t>
-      </w:r>
-      <w:r>
-        <w:t>they would be a good candidate for this project.</w:t>
+        <w:t xml:space="preserve"> </w:t>
+      </w:r>
+      <w:r>
+        <w:t xml:space="preserve">This project uses some </w:t>
+      </w:r>
+      <w:r>
+        <w:t>cheap</w:t>
+      </w:r>
+      <w:r>
+        <w:t xml:space="preserve"> earbuds that are nice but a little bit hard to use. They are a good </w:t>
+      </w:r>
+      <w:r>
+        <w:t>candidate</w:t>
+      </w:r>
+      <w:r>
+        <w:t xml:space="preserve"> for this project because they come </w:t>
+      </w:r>
+      <w:r>
+        <w:t>from</w:t>
+      </w:r>
+      <w:r>
+        <w:t xml:space="preserve"> a less common </w:t>
+      </w:r>
+      <w:r>
+        <w:t>manufacturer</w:t>
+      </w:r>
+      <w:r>
+        <w:t xml:space="preserve"> so </w:t>
+      </w:r>
+      <w:r>
+        <w:t>looking up how to use them can be more difficult</w:t>
+      </w:r>
+      <w:r>
+        <w:t>.</w:t>
       </w:r>
       <w:r>
         <w:t xml:space="preserve"> </w:t>
@@ -145,16 +155,25 @@
         <w:t xml:space="preserve"> of giving AI context of data is called </w:t>
       </w:r>
       <w:r>
-        <w:t>Research</w:t>
-      </w:r>
-      <w:r>
-        <w:t xml:space="preserve"> </w:t>
-      </w:r>
-      <w:r>
-        <w:t>augmented</w:t>
-      </w:r>
-      <w:r>
-        <w:t xml:space="preserve"> generation</w:t>
+        <w:t>Retrieval</w:t>
+      </w:r>
+      <w:r>
+        <w:t xml:space="preserve"> </w:t>
+      </w:r>
+      <w:r>
+        <w:t>A</w:t>
+      </w:r>
+      <w:r>
+        <w:t>ugmented</w:t>
+      </w:r>
+      <w:r>
+        <w:t xml:space="preserve"> </w:t>
+      </w:r>
+      <w:r>
+        <w:t>G</w:t>
+      </w:r>
+      <w:r>
+        <w:t>eneration</w:t>
       </w:r>
       <w:r>
         <w:t xml:space="preserve"> </w:t>
@@ -244,7 +263,13 @@
         <w:t xml:space="preserve"> language instead of looking through documentation and crafting search terms. </w:t>
       </w:r>
       <w:r>
-        <w:t xml:space="preserve">The chat bot has a cli tool and a graphical </w:t>
+        <w:t xml:space="preserve">The chat bot has a </w:t>
+      </w:r>
+      <w:r>
+        <w:t>CLI</w:t>
+      </w:r>
+      <w:r>
+        <w:t xml:space="preserve"> tool and a graphical </w:t>
       </w:r>
       <w:r>
         <w:t xml:space="preserve">UI for whichever the user prefers. </w:t>
@@ -350,15 +375,13 @@
         <w:t xml:space="preserve"> problem</w:t>
       </w:r>
       <w:r>
-        <w:t xml:space="preserve"> which </w:t>
-      </w:r>
-      <w:proofErr w:type="spellStart"/>
-      <w:r>
-        <w:t>pleaggs</w:t>
-      </w:r>
-      <w:proofErr w:type="spellEnd"/>
-      <w:r>
-        <w:t xml:space="preserve"> LLM models</w:t>
+        <w:t xml:space="preserve"> which pl</w:t>
+      </w:r>
+      <w:r>
+        <w:t>agues</w:t>
+      </w:r>
+      <w:r>
+        <w:t xml:space="preserve"> LLM</w:t>
       </w:r>
       <w:r>
         <w:t xml:space="preserve">. </w:t>
@@ -384,11 +407,9 @@
       <w:r>
         <w:t xml:space="preserve">The second component </w:t>
       </w:r>
-      <w:proofErr w:type="gramStart"/>
-      <w:r>
-        <w:t>is,</w:t>
-      </w:r>
-      <w:proofErr w:type="gramEnd"/>
+      <w:r>
+        <w:t>is</w:t>
+      </w:r>
       <w:r>
         <w:t xml:space="preserve"> </w:t>
       </w:r>
@@ -411,7 +432,10 @@
         <w:t>retrieval</w:t>
       </w:r>
       <w:r>
-        <w:t xml:space="preserve"> into the generative prosses</w:t>
+        <w:t xml:space="preserve"> into the generative pro</w:t>
+      </w:r>
+      <w:r>
+        <w:t>cess</w:t>
       </w:r>
       <w:r>
         <w:t xml:space="preserve"> itself. </w:t>
@@ -419,11 +443,9 @@
       <w:r>
         <w:t xml:space="preserve">But why is it necessary? LLMs commonly produce </w:t>
       </w:r>
-      <w:proofErr w:type="gramStart"/>
       <w:r>
         <w:t>confident</w:t>
       </w:r>
-      <w:proofErr w:type="gramEnd"/>
       <w:r>
         <w:t xml:space="preserve"> and even</w:t>
       </w:r>
@@ -454,11 +476,9 @@
       <w:r>
         <w:t xml:space="preserve">. The model might not contain the data for several reasons. Maybe the data came out after the training was completed or maybe the data is </w:t>
       </w:r>
-      <w:proofErr w:type="gramStart"/>
-      <w:r>
-        <w:t>privet</w:t>
-      </w:r>
-      <w:proofErr w:type="gramEnd"/>
+      <w:r>
+        <w:t>private,</w:t>
+      </w:r>
       <w:r>
         <w:t xml:space="preserve"> and the RAG </w:t>
       </w:r>
@@ -469,41 +489,31 @@
         <w:t xml:space="preserve"> </w:t>
       </w:r>
       <w:r>
-        <w:t xml:space="preserve">accesses data which belongs to an individual of organization. Or it could be an obscure topic that the model only vaguely understands. </w:t>
-      </w:r>
-      <w:r>
-        <w:t xml:space="preserve"> </w:t>
-      </w:r>
-      <w:r>
-        <w:t xml:space="preserve">RAG </w:t>
-      </w:r>
-      <w:proofErr w:type="gramStart"/>
-      <w:r>
-        <w:t>solves for</w:t>
-      </w:r>
-      <w:proofErr w:type="gramEnd"/>
-      <w:r>
-        <w:t xml:space="preserve"> this </w:t>
+        <w:t>accesses data which belongs to an individual o</w:t>
+      </w:r>
+      <w:r>
+        <w:t>r</w:t>
+      </w:r>
+      <w:r>
+        <w:t xml:space="preserve"> organization. Or it could be an obscure topic that the model only vaguely understands. </w:t>
+      </w:r>
+      <w:r>
+        <w:t xml:space="preserve"> </w:t>
+      </w:r>
+      <w:r>
+        <w:t xml:space="preserve">RAG solves for this </w:t>
       </w:r>
       <w:r>
         <w:t xml:space="preserve">by having verifiable context </w:t>
       </w:r>
       <w:r>
-        <w:t xml:space="preserve">taken out of </w:t>
-      </w:r>
-      <w:proofErr w:type="gramStart"/>
-      <w:r>
-        <w:t xml:space="preserve">the </w:t>
-      </w:r>
-      <w:r>
-        <w:t xml:space="preserve"> </w:t>
-      </w:r>
-      <w:r>
-        <w:t>source</w:t>
-      </w:r>
-      <w:proofErr w:type="gramEnd"/>
-      <w:r>
-        <w:t xml:space="preserve"> docs if it is relevant and has the needed information the LLM output</w:t>
+        <w:t>taken out of the</w:t>
+      </w:r>
+      <w:r>
+        <w:t xml:space="preserve"> </w:t>
+      </w:r>
+      <w:r>
+        <w:t>source docs if it is relevant and has the needed information the LLM output</w:t>
       </w:r>
       <w:r>
         <w:t xml:space="preserve"> would be vastly more accurate. </w:t>
@@ -511,11 +521,9 @@
       <w:r>
         <w:t xml:space="preserve">This has a grounding </w:t>
       </w:r>
-      <w:proofErr w:type="gramStart"/>
-      <w:r>
-        <w:t>affect</w:t>
-      </w:r>
-      <w:proofErr w:type="gramEnd"/>
+      <w:r>
+        <w:t>effect</w:t>
+      </w:r>
       <w:r>
         <w:t xml:space="preserve"> on the LLMs output. </w:t>
       </w:r>
@@ -538,21 +546,11 @@
       <w:r>
         <w:t xml:space="preserve">what is it and how </w:t>
       </w:r>
-      <w:proofErr w:type="gramStart"/>
-      <w:r>
-        <w:t>dose</w:t>
-      </w:r>
-      <w:proofErr w:type="gramEnd"/>
-      <w:r>
-        <w:t xml:space="preserve"> it </w:t>
-      </w:r>
-      <w:proofErr w:type="gramStart"/>
-      <w:r>
-        <w:t>work</w:t>
-      </w:r>
-      <w:proofErr w:type="gramEnd"/>
-      <w:r>
-        <w:t xml:space="preserve">? </w:t>
+      <w:r>
+        <w:t>does</w:t>
+      </w:r>
+      <w:r>
+        <w:t xml:space="preserve"> it work? </w:t>
       </w:r>
       <w:r>
         <w:t xml:space="preserve">The next method used is called text embedding. </w:t>
@@ -569,30 +567,35 @@
       <w:r>
         <w:t xml:space="preserve">Text embedding </w:t>
       </w:r>
-      <w:proofErr w:type="gramStart"/>
-      <w:r>
-        <w:t>assigns</w:t>
-      </w:r>
-      <w:proofErr w:type="gramEnd"/>
-      <w:r>
-        <w:t xml:space="preserve"> </w:t>
-      </w:r>
       <w:r>
         <w:t>take</w:t>
       </w:r>
       <w:r>
-        <w:t xml:space="preserve"> </w:t>
-      </w:r>
-      <w:r>
-        <w:t xml:space="preserve">small pieces of text and </w:t>
-      </w:r>
-      <w:proofErr w:type="gramStart"/>
-      <w:r>
-        <w:t>creates</w:t>
-      </w:r>
-      <w:proofErr w:type="gramEnd"/>
-      <w:r>
-        <w:t xml:space="preserve"> relations between them these are stored in arrays and are called vectors because they </w:t>
+        <w:t>s</w:t>
+      </w:r>
+      <w:r>
+        <w:t xml:space="preserve"> </w:t>
+      </w:r>
+      <w:r>
+        <w:t>small pieces of text and creates relations between them</w:t>
+      </w:r>
+      <w:r>
+        <w:t>.</w:t>
+      </w:r>
+      <w:r>
+        <w:t xml:space="preserve"> </w:t>
+      </w:r>
+      <w:r>
+        <w:t>T</w:t>
+      </w:r>
+      <w:r>
+        <w:t xml:space="preserve">hese </w:t>
+      </w:r>
+      <w:r>
+        <w:t xml:space="preserve">relationships </w:t>
+      </w:r>
+      <w:r>
+        <w:t xml:space="preserve">are stored in arrays and are called vectors because they </w:t>
       </w:r>
       <w:r>
         <w:t>point in the direction of the other part of text and they have a value that quantifies the distance between the two pieces of text.</w:t>
@@ -610,111 +613,88 @@
         <w:t>mapping</w:t>
       </w:r>
       <w:r>
+        <w:t xml:space="preserve"> of semantic </w:t>
+      </w:r>
+      <w:r>
+        <w:t>o</w:t>
+      </w:r>
+      <w:r>
+        <w:t>r</w:t>
+      </w:r>
+      <w:r>
+        <w:t xml:space="preserve"> fixed length chunks of text</w:t>
+      </w:r>
+      <w:r>
+        <w:t xml:space="preserve"> </w:t>
+      </w:r>
+      <w:r>
+        <w:t xml:space="preserve">and </w:t>
+      </w:r>
+      <w:r>
+        <w:t>embedding</w:t>
+      </w:r>
+      <w:r>
+        <w:t xml:space="preserve"> into a high-</w:t>
+      </w:r>
+      <w:r>
+        <w:t>dimensional</w:t>
+      </w:r>
+      <w:r>
+        <w:t xml:space="preserve"> vector space. </w:t>
+      </w:r>
+      <w:r>
+        <w:t xml:space="preserve">This ties around to the </w:t>
+      </w:r>
+      <w:r>
+        <w:t>retrieval</w:t>
+      </w:r>
+      <w:r>
+        <w:t xml:space="preserve"> </w:t>
+      </w:r>
+      <w:r>
+        <w:t>pr</w:t>
+      </w:r>
+      <w:r>
+        <w:t>ocess</w:t>
+      </w:r>
+      <w:r>
+        <w:t xml:space="preserve">. In order to </w:t>
+      </w:r>
+      <w:r>
+        <w:t>retrieve</w:t>
+      </w:r>
+      <w:r>
+        <w:t xml:space="preserve"> </w:t>
+      </w:r>
+      <w:r>
+        <w:t>correlated</w:t>
+      </w:r>
+      <w:r>
+        <w:t xml:space="preserve"> </w:t>
+      </w:r>
+      <w:r>
+        <w:t>pieces</w:t>
+      </w:r>
+      <w:r>
         <w:t xml:space="preserve"> of </w:t>
       </w:r>
-      <w:proofErr w:type="gramStart"/>
-      <w:r>
-        <w:t>semantic</w:t>
-      </w:r>
-      <w:proofErr w:type="gramEnd"/>
-      <w:r>
-        <w:t xml:space="preserve"> </w:t>
-      </w:r>
-      <w:r>
-        <w:t>of fixed length chunks of text</w:t>
-      </w:r>
-      <w:r>
-        <w:t xml:space="preserve"> </w:t>
-      </w:r>
-      <w:r>
-        <w:t xml:space="preserve">and </w:t>
-      </w:r>
-      <w:r>
-        <w:t>embedding</w:t>
-      </w:r>
-      <w:r>
-        <w:t xml:space="preserve"> into a high-</w:t>
-      </w:r>
-      <w:r>
-        <w:t>dimensional</w:t>
-      </w:r>
-      <w:r>
-        <w:t xml:space="preserve"> vector space. </w:t>
-      </w:r>
-      <w:r>
-        <w:t xml:space="preserve">This ties </w:t>
-      </w:r>
-      <w:proofErr w:type="gramStart"/>
-      <w:r>
-        <w:t>around</w:t>
-      </w:r>
-      <w:proofErr w:type="gramEnd"/>
-      <w:r>
-        <w:t xml:space="preserve"> to the </w:t>
+      <w:r>
+        <w:t>data,</w:t>
+      </w:r>
+      <w:r>
+        <w:t xml:space="preserve"> </w:t>
+      </w:r>
+      <w:r>
+        <w:t xml:space="preserve">knowing what is related to what is and how related they are is very powerful. </w:t>
+      </w:r>
+      <w:r>
+        <w:t xml:space="preserve">This allow the </w:t>
       </w:r>
       <w:r>
         <w:t>retrieval</w:t>
       </w:r>
       <w:r>
-        <w:t xml:space="preserve"> </w:t>
-      </w:r>
-      <w:r>
-        <w:t>process</w:t>
-      </w:r>
-      <w:r>
-        <w:t xml:space="preserve">. </w:t>
-      </w:r>
-      <w:proofErr w:type="gramStart"/>
-      <w:r>
-        <w:t>In order to</w:t>
-      </w:r>
-      <w:proofErr w:type="gramEnd"/>
-      <w:r>
-        <w:t xml:space="preserve"> </w:t>
-      </w:r>
-      <w:r>
-        <w:t>retrieve</w:t>
-      </w:r>
-      <w:r>
-        <w:t xml:space="preserve"> </w:t>
-      </w:r>
-      <w:r>
-        <w:t>correlated</w:t>
-      </w:r>
-      <w:r>
-        <w:t xml:space="preserve"> </w:t>
-      </w:r>
-      <w:r>
-        <w:t>pieces</w:t>
-      </w:r>
-      <w:r>
-        <w:t xml:space="preserve"> of </w:t>
-      </w:r>
-      <w:r>
-        <w:t>data,</w:t>
-      </w:r>
-      <w:r>
-        <w:t xml:space="preserve"> </w:t>
-      </w:r>
-      <w:r>
-        <w:t xml:space="preserve">knowing what is related to what is and how related they are is very powerful. </w:t>
-      </w:r>
-      <w:r>
-        <w:t xml:space="preserve">This </w:t>
-      </w:r>
-      <w:proofErr w:type="gramStart"/>
-      <w:r>
-        <w:t>allow</w:t>
-      </w:r>
-      <w:proofErr w:type="gramEnd"/>
-      <w:r>
-        <w:t xml:space="preserve"> the </w:t>
-      </w:r>
-      <w:r>
-        <w:t>retrieval</w:t>
-      </w:r>
-      <w:r>
-        <w:t xml:space="preserve"> prosses to compare meany small </w:t>
+        <w:t xml:space="preserve"> prosses to compare many small </w:t>
       </w:r>
       <w:r>
         <w:t xml:space="preserve">chunks of text and measure by how related to each other they are enabling the retravel of data that relates to a common topic. </w:t>
@@ -726,15 +706,25 @@
         <w:t xml:space="preserve">information in the database which is bundled with the question and passed to the API giving the model the ability to have much more insight into the answer. </w:t>
       </w:r>
       <w:r>
-        <w:t xml:space="preserve">Text Embedding works similarly to LLMs in the sense that an embedding model is needed. I like to think of it like a reverser LLM although that is not entirely accurate and more of </w:t>
-      </w:r>
-      <w:proofErr w:type="gramStart"/>
-      <w:r>
-        <w:t>a</w:t>
-      </w:r>
-      <w:proofErr w:type="gramEnd"/>
-      <w:r>
-        <w:t xml:space="preserve"> analogy. Continently the embedding models don’t need as meany resources to get quite good results. </w:t>
+        <w:t xml:space="preserve">Text Embedding works similarly to LLMs in the sense that an embedding model is needed. </w:t>
+      </w:r>
+      <w:r>
+        <w:t>A helpful way</w:t>
+      </w:r>
+      <w:r>
+        <w:t xml:space="preserve"> to think of it like a reverser LLM although that is not entirely accurate and more of a</w:t>
+      </w:r>
+      <w:r>
+        <w:t>n</w:t>
+      </w:r>
+      <w:r>
+        <w:t xml:space="preserve"> analogy. </w:t>
+      </w:r>
+      <w:r>
+        <w:t>Conveniently</w:t>
+      </w:r>
+      <w:r>
+        <w:t xml:space="preserve"> the embedding models don’t need as many resources to get quite good results. </w:t>
       </w:r>
       <w:r>
         <w:t xml:space="preserve">For this </w:t>
@@ -743,15 +733,7 @@
         <w:t xml:space="preserve">project </w:t>
       </w:r>
       <w:r>
-        <w:t xml:space="preserve">all-MiniLM-L6-v2 </w:t>
-      </w:r>
-      <w:proofErr w:type="gramStart"/>
-      <w:r>
-        <w:t>was</w:t>
-      </w:r>
-      <w:proofErr w:type="gramEnd"/>
-      <w:r>
-        <w:t xml:space="preserve"> chosen.</w:t>
+        <w:t>all-MiniLM-L6-v2 was chosen.</w:t>
       </w:r>
       <w:r>
         <w:t xml:space="preserve"> </w:t>
@@ -762,11 +744,9 @@
       <w:r>
         <w:t xml:space="preserve">is lightweight and fast. It is very supported with </w:t>
       </w:r>
-      <w:proofErr w:type="spellStart"/>
       <w:r>
         <w:t>LangChain</w:t>
       </w:r>
-      <w:proofErr w:type="spellEnd"/>
       <w:r>
         <w:t xml:space="preserve"> libraries and addons to make it </w:t>
       </w:r>
@@ -774,7 +754,13 @@
         <w:t>convenient to tie into the project.</w:t>
       </w:r>
       <w:r>
-        <w:t xml:space="preserve"> This model is suited for data that is broken down at the level. </w:t>
+        <w:t xml:space="preserve"> This model is suited for data that is broken down at the</w:t>
+      </w:r>
+      <w:r>
+        <w:t xml:space="preserve"> sentence</w:t>
+      </w:r>
+      <w:r>
+        <w:t xml:space="preserve"> level. </w:t>
       </w:r>
     </w:p>
     <w:p>
@@ -783,24 +769,16 @@
         <w:ind w:firstLine="720"/>
       </w:pPr>
       <w:r>
-        <w:t>Large Language Models (</w:t>
-      </w:r>
-      <w:proofErr w:type="gramStart"/>
-      <w:r>
-        <w:t>LLM</w:t>
-      </w:r>
-      <w:r>
-        <w:t>’s</w:t>
+        <w:t>Large Language Models (LLM</w:t>
+      </w:r>
+      <w:r>
+        <w:t>s</w:t>
       </w:r>
       <w:r>
         <w:t>)</w:t>
       </w:r>
       <w:r>
-        <w:t xml:space="preserve">  are</w:t>
-      </w:r>
-      <w:proofErr w:type="gramEnd"/>
-      <w:r>
-        <w:t xml:space="preserve"> a vital and the most </w:t>
+        <w:t xml:space="preserve">  are a vital and the most </w:t>
       </w:r>
       <w:r>
         <w:t>hyped-up</w:t>
@@ -815,18 +793,28 @@
         <w:t xml:space="preserve"> </w:t>
       </w:r>
       <w:r>
-        <w:t xml:space="preserve">the LLM is not the primary store of information it plays a vital </w:t>
-      </w:r>
-      <w:proofErr w:type="gramStart"/>
-      <w:r>
-        <w:t>role in</w:t>
-      </w:r>
-      <w:proofErr w:type="gramEnd"/>
-      <w:r>
-        <w:t xml:space="preserve"> in </w:t>
+        <w:t>the LLM is not the primary store of information it plays a</w:t>
+      </w:r>
+      <w:r>
+        <w:t>n</w:t>
+      </w:r>
+      <w:r>
+        <w:t xml:space="preserve"> </w:t>
+      </w:r>
+      <w:r>
+        <w:t>important</w:t>
+      </w:r>
+      <w:r>
+        <w:t xml:space="preserve"> </w:t>
+      </w:r>
+      <w:r>
+        <w:t xml:space="preserve">part </w:t>
       </w:r>
       <w:r>
         <w:lastRenderedPageBreak/>
+        <w:t xml:space="preserve">in </w:t>
+      </w:r>
+      <w:r>
         <w:t xml:space="preserve">synthesizing the final output. The LLM has three tasks to complete. First it takes the </w:t>
       </w:r>
       <w:r>
@@ -836,19 +824,23 @@
         <w:t xml:space="preserve"> chunks and reads them. Then it reads and follows the actual prompt from the user. </w:t>
       </w:r>
       <w:r>
-        <w:t>Finaly,</w:t>
+        <w:t>Fina</w:t>
+      </w:r>
+      <w:r>
+        <w:t>l</w:t>
+      </w:r>
+      <w:r>
+        <w:t>ly,</w:t>
       </w:r>
       <w:r>
         <w:t xml:space="preserve"> it puts together the final output for the user including proper formatting and style. </w:t>
       </w:r>
       <w:r>
-        <w:t xml:space="preserve">Dividing up tasks </w:t>
-      </w:r>
-      <w:proofErr w:type="gramStart"/>
-      <w:r>
-        <w:t>it</w:t>
-      </w:r>
-      <w:proofErr w:type="gramEnd"/>
+        <w:t>Dividing up tasks i</w:t>
+      </w:r>
+      <w:r>
+        <w:t>s</w:t>
+      </w:r>
       <w:r>
         <w:t xml:space="preserve"> the real power of RAG. </w:t>
       </w:r>
@@ -882,13 +874,11 @@
       <w:r>
         <w:t xml:space="preserve">This is a benefit of the project because it could work with local or over the internet </w:t>
       </w:r>
-      <w:proofErr w:type="gramStart"/>
-      <w:r>
-        <w:t>API’s</w:t>
-      </w:r>
-      <w:proofErr w:type="gramEnd"/>
-      <w:r>
-        <w:t>.</w:t>
+      <w:r>
+        <w:t xml:space="preserve">based </w:t>
+      </w:r>
+      <w:r>
+        <w:t>APIs.</w:t>
       </w:r>
     </w:p>
     <w:p>
@@ -912,15 +902,7 @@
         <w:t xml:space="preserve">The embedding model is only able to handle chunks of text about the size of a sentence. </w:t>
       </w:r>
       <w:r>
-        <w:t xml:space="preserve">If too much text is sent to the embedding </w:t>
-      </w:r>
-      <w:proofErr w:type="gramStart"/>
-      <w:r>
-        <w:t>model</w:t>
-      </w:r>
-      <w:proofErr w:type="gramEnd"/>
-      <w:r>
-        <w:t xml:space="preserve"> it will </w:t>
+        <w:t xml:space="preserve">If too much text is sent to the embedding model it will </w:t>
       </w:r>
       <w:r>
         <w:t xml:space="preserve">truncate the text and it will not be included. Missing text would make retrieval less accurate. </w:t>
@@ -929,29 +911,13 @@
         <w:t xml:space="preserve">Breaking up a text file into smaller chunks will function better with the input limits. </w:t>
       </w:r>
       <w:r>
-        <w:t xml:space="preserve">In </w:t>
-      </w:r>
-      <w:proofErr w:type="gramStart"/>
-      <w:r>
-        <w:t>addition</w:t>
-      </w:r>
-      <w:proofErr w:type="gramEnd"/>
-      <w:r>
-        <w:t xml:space="preserve"> the size of the pieces of information that can be accessed are </w:t>
+        <w:t xml:space="preserve">In addition the size of the pieces of information that can be accessed are </w:t>
       </w:r>
       <w:r>
         <w:t>much</w:t>
       </w:r>
       <w:r>
-        <w:t xml:space="preserve"> </w:t>
-      </w:r>
-      <w:proofErr w:type="gramStart"/>
-      <w:r>
-        <w:t>smaller</w:t>
-      </w:r>
-      <w:proofErr w:type="gramEnd"/>
-      <w:r>
-        <w:t xml:space="preserve"> making it granular.  </w:t>
+        <w:t xml:space="preserve"> smaller making it granular.  </w:t>
       </w:r>
       <w:r>
         <w:t>Also,</w:t>
@@ -1004,10 +970,19 @@
         <w:t xml:space="preserve">The source of the persistent data used in the RAG pipeline was the </w:t>
       </w:r>
       <w:r>
-        <w:t>manufacturers’</w:t>
-      </w:r>
-      <w:r>
-        <w:t xml:space="preserve"> website. The website had a </w:t>
+        <w:t>manufacturer</w:t>
+      </w:r>
+      <w:r>
+        <w:t>’</w:t>
+      </w:r>
+      <w:r>
+        <w:t>s</w:t>
+      </w:r>
+      <w:r>
+        <w:t xml:space="preserve"> </w:t>
+      </w:r>
+      <w:r>
+        <w:t xml:space="preserve">website. The website had a </w:t>
       </w:r>
       <w:hyperlink r:id="rId5" w:history="1">
         <w:r>
@@ -1022,27 +997,26 @@
         <w:t xml:space="preserve"> </w:t>
       </w:r>
       <w:r>
-        <w:t xml:space="preserve">that was used for as the data. </w:t>
-      </w:r>
-      <w:r>
-        <w:t xml:space="preserve">To count the number of records I </w:t>
+        <w:t xml:space="preserve">that was used as the data. </w:t>
+      </w:r>
+      <w:r>
+        <w:t xml:space="preserve">To count the number of records </w:t>
+      </w:r>
+      <w:r>
+        <w:t>simply</w:t>
+      </w:r>
+      <w:r>
+        <w:t xml:space="preserve"> </w:t>
       </w:r>
       <w:r>
         <w:t>counted</w:t>
       </w:r>
       <w:r>
-        <w:t xml:space="preserve"> the number of chunks in </w:t>
-      </w:r>
-      <w:proofErr w:type="gramStart"/>
-      <w:r>
-        <w:t xml:space="preserve">the </w:t>
-      </w:r>
-      <w:proofErr w:type="spellStart"/>
+        <w:t xml:space="preserve"> the number of chunks in the </w:t>
+      </w:r>
       <w:r>
         <w:t>ChromaDB</w:t>
       </w:r>
-      <w:proofErr w:type="spellEnd"/>
-      <w:proofErr w:type="gramEnd"/>
       <w:r>
         <w:t xml:space="preserve"> once the embedding was completed. The dataset </w:t>
       </w:r>
@@ -1059,42 +1033,25 @@
         <w:ind w:firstLine="720"/>
       </w:pPr>
       <w:r>
-        <w:t xml:space="preserve">Prior </w:t>
-      </w:r>
-      <w:proofErr w:type="gramStart"/>
-      <w:r>
-        <w:t xml:space="preserve">to the </w:t>
-      </w:r>
-      <w:proofErr w:type="spellStart"/>
-      <w:r>
-        <w:t>embeding</w:t>
-      </w:r>
-      <w:proofErr w:type="spellEnd"/>
-      <w:proofErr w:type="gramEnd"/>
+        <w:t>Prior to embed</w:t>
+      </w:r>
+      <w:r>
+        <w:t>d</w:t>
+      </w:r>
+      <w:r>
+        <w:t>ing</w:t>
+      </w:r>
       <w:r>
         <w:t xml:space="preserve"> the data was text</w:t>
       </w:r>
       <w:r>
-        <w:t xml:space="preserve"> the full text counts as the feature by </w:t>
-      </w:r>
-      <w:proofErr w:type="gramStart"/>
-      <w:r>
-        <w:t>its self</w:t>
-      </w:r>
-      <w:proofErr w:type="gramEnd"/>
-      <w:r>
-        <w:t xml:space="preserve">. </w:t>
-      </w:r>
-      <w:r>
-        <w:t xml:space="preserve">After the embedding was </w:t>
-      </w:r>
-      <w:proofErr w:type="gramStart"/>
-      <w:r>
-        <w:t>completed</w:t>
-      </w:r>
-      <w:proofErr w:type="gramEnd"/>
-      <w:r>
-        <w:t xml:space="preserve"> </w:t>
+        <w:t>. T</w:t>
+      </w:r>
+      <w:r>
+        <w:t xml:space="preserve">he full text counts as the feature by itself. </w:t>
+      </w:r>
+      <w:r>
+        <w:t xml:space="preserve">After the embedding was completed </w:t>
       </w:r>
       <w:r>
         <w:t>each</w:t>
@@ -1106,35 +1063,26 @@
         <w:t xml:space="preserve"> </w:t>
       </w:r>
       <w:r>
-        <w:t xml:space="preserve">The first feature is the text content </w:t>
-      </w:r>
-      <w:proofErr w:type="gramStart"/>
-      <w:r>
-        <w:t>its self</w:t>
-      </w:r>
-      <w:proofErr w:type="gramEnd"/>
-      <w:r>
-        <w:t xml:space="preserve"> this is a chunk of text that was chunked by the embeddings model and is of string data type. </w:t>
-      </w:r>
-      <w:r>
-        <w:t xml:space="preserve">The second is the Embedding vector. The embedding vector is </w:t>
-      </w:r>
-      <w:proofErr w:type="gramStart"/>
-      <w:r>
-        <w:t>a</w:t>
-      </w:r>
-      <w:proofErr w:type="gramEnd"/>
-      <w:r>
-        <w:t xml:space="preserve"> array of floats and is simply a </w:t>
-      </w:r>
-      <w:proofErr w:type="spellStart"/>
-      <w:r>
-        <w:t xml:space="preserve">multi </w:t>
+        <w:t>The first feature is the text content itself this is a chunk of text that was chunked by the embeddings model and is o</w:t>
+      </w:r>
+      <w:r>
+        <w:t>f</w:t>
+      </w:r>
+      <w:r>
+        <w:t xml:space="preserve"> string data type. </w:t>
+      </w:r>
+      <w:r>
+        <w:t>The second is the Embedding vector. The embedding vector is a</w:t>
+      </w:r>
+      <w:r>
+        <w:t>n</w:t>
+      </w:r>
+      <w:r>
+        <w:t xml:space="preserve"> array of floats and is simply a multi </w:t>
       </w:r>
       <w:r>
         <w:t>dimensional</w:t>
       </w:r>
-      <w:proofErr w:type="spellEnd"/>
       <w:r>
         <w:t xml:space="preserve"> vector </w:t>
       </w:r>
@@ -1148,23 +1096,7 @@
         <w:t xml:space="preserve">vectors. The final feature is the chunk metadata. The metadata is of Dictionary data type and is simply a python Dictionary. </w:t>
       </w:r>
       <w:r>
-        <w:t xml:space="preserve">It holds the position of that chunk in the source document and its location in the </w:t>
-      </w:r>
-      <w:proofErr w:type="spellStart"/>
-      <w:r>
-        <w:t>ChromaDB</w:t>
-      </w:r>
-      <w:proofErr w:type="spellEnd"/>
-      <w:r>
-        <w:t xml:space="preserve"> </w:t>
-      </w:r>
-      <w:proofErr w:type="gramStart"/>
-      <w:r>
-        <w:t>its self</w:t>
-      </w:r>
-      <w:proofErr w:type="gramEnd"/>
-      <w:r>
-        <w:t xml:space="preserve">. </w:t>
+        <w:t xml:space="preserve">It holds the position of that chunk in the source document and its location in the ChromaDB itself. </w:t>
       </w:r>
     </w:p>
     <w:p>
@@ -1173,18 +1105,10 @@
         <w:ind w:firstLine="720"/>
       </w:pPr>
       <w:r>
-        <w:t xml:space="preserve">Preprocessing is the process of preparing data for </w:t>
-      </w:r>
-      <w:proofErr w:type="gramStart"/>
-      <w:r>
-        <w:t xml:space="preserve">the </w:t>
-      </w:r>
-      <w:r>
-        <w:t>embedding</w:t>
-      </w:r>
-      <w:proofErr w:type="gramEnd"/>
-      <w:r>
-        <w:t xml:space="preserve">. </w:t>
+        <w:t xml:space="preserve">Preprocessing is the process of preparing data for the </w:t>
+      </w:r>
+      <w:r>
+        <w:t xml:space="preserve">embedding. </w:t>
       </w:r>
       <w:r>
         <w:t xml:space="preserve">The first step in preprocessing is text sanitization. This was simply </w:t>
@@ -1192,40 +1116,23 @@
       <w:r>
         <w:t xml:space="preserve">accomplished by calling the </w:t>
       </w:r>
-      <w:proofErr w:type="spellStart"/>
-      <w:r>
-        <w:t>LangChain</w:t>
-      </w:r>
-      <w:proofErr w:type="spellEnd"/>
-      <w:r>
-        <w:t xml:space="preserve"> </w:t>
-      </w:r>
-      <w:proofErr w:type="spellStart"/>
-      <w:r>
-        <w:t>TextLoader</w:t>
-      </w:r>
-      <w:proofErr w:type="spellEnd"/>
-      <w:r>
-        <w:t xml:space="preserve"> function and limiting the encoding to utf-8. </w:t>
+      <w:r>
+        <w:t xml:space="preserve">LangChain TextLoader function and limiting the encoding to utf-8. </w:t>
       </w:r>
       <w:r>
         <w:t xml:space="preserve">Next the text is chunked by passing it to </w:t>
       </w:r>
-      <w:proofErr w:type="spellStart"/>
       <w:r>
         <w:t>RecursiveCharacterTextSplitte</w:t>
       </w:r>
-      <w:proofErr w:type="spellEnd"/>
+      <w:r>
+        <w:t>r</w:t>
+      </w:r>
       <w:r>
         <w:t xml:space="preserve"> function belonging to the </w:t>
       </w:r>
-      <w:proofErr w:type="spellStart"/>
-      <w:r>
-        <w:t>LangChain</w:t>
-      </w:r>
-      <w:proofErr w:type="spellEnd"/>
-      <w:r>
-        <w:t xml:space="preserve"> text splitter.  </w:t>
+      <w:r>
+        <w:t xml:space="preserve">LangChain text splitter.  </w:t>
       </w:r>
       <w:r>
         <w:t xml:space="preserve">It is passed two values 500 and 50. 500 represents the </w:t>
@@ -1237,46 +1144,26 @@
         <w:t>size of each chunk and 50</w:t>
       </w:r>
       <w:r>
-        <w:t xml:space="preserve"> represents the allowable overlap. The overlap </w:t>
-      </w:r>
-      <w:proofErr w:type="gramStart"/>
-      <w:r>
-        <w:t>allow</w:t>
-      </w:r>
-      <w:proofErr w:type="gramEnd"/>
-      <w:r>
-        <w:t xml:space="preserve"> for context to be kept for each chunk. The size is measured in </w:t>
-      </w:r>
-      <w:proofErr w:type="spellStart"/>
-      <w:r>
-        <w:t>charictures</w:t>
-      </w:r>
-      <w:proofErr w:type="spellEnd"/>
-      <w:r>
-        <w:t xml:space="preserve"> in this case utf-8</w:t>
-      </w:r>
-      <w:r>
-        <w:t xml:space="preserve">. Lastly the embedding </w:t>
-      </w:r>
-      <w:proofErr w:type="spellStart"/>
-      <w:r>
-        <w:t>modle</w:t>
-      </w:r>
-      <w:proofErr w:type="spellEnd"/>
+        <w:t xml:space="preserve"> represents the allowable overlap. The overlap allow</w:t>
+      </w:r>
+      <w:r>
+        <w:t>s</w:t>
+      </w:r>
+      <w:r>
+        <w:t xml:space="preserve"> for context to be kept for each chunk. The size is measured in charictures in this case utf-8</w:t>
+      </w:r>
+      <w:r>
+        <w:t>. Lastly the embedding mode</w:t>
+      </w:r>
+      <w:r>
+        <w:t>l</w:t>
+      </w:r>
       <w:r>
         <w:t xml:space="preserve"> converts </w:t>
       </w:r>
       <w:r>
         <w:lastRenderedPageBreak/>
-        <w:t xml:space="preserve">each chunk to a vector and puts it in the </w:t>
-      </w:r>
-      <w:proofErr w:type="spellStart"/>
-      <w:r>
-        <w:t>ChromaDB</w:t>
-      </w:r>
-      <w:proofErr w:type="spellEnd"/>
-      <w:r>
-        <w:t>.</w:t>
+        <w:t>each chunk to a vector and puts it in the ChromaDB.</w:t>
       </w:r>
       <w:r>
         <w:t xml:space="preserve"> This allows the data to persist with its meta data and relative position in the form of a vector. </w:t>
@@ -1323,11 +1210,9 @@
         </w:numPr>
         <w:spacing w:line="480" w:lineRule="auto"/>
       </w:pPr>
-      <w:proofErr w:type="spellStart"/>
       <w:r>
         <w:t>LangChain</w:t>
       </w:r>
-      <w:proofErr w:type="spellEnd"/>
     </w:p>
     <w:p>
       <w:pPr>
@@ -1338,11 +1223,9 @@
         </w:numPr>
         <w:spacing w:line="480" w:lineRule="auto"/>
       </w:pPr>
-      <w:proofErr w:type="spellStart"/>
       <w:r>
         <w:t>ChromaDB</w:t>
       </w:r>
-      <w:proofErr w:type="spellEnd"/>
     </w:p>
     <w:p>
       <w:pPr>
@@ -1353,11 +1236,9 @@
         </w:numPr>
         <w:spacing w:line="480" w:lineRule="auto"/>
       </w:pPr>
-      <w:proofErr w:type="spellStart"/>
       <w:r>
         <w:t>HuggingFace</w:t>
       </w:r>
-      <w:proofErr w:type="spellEnd"/>
     </w:p>
     <w:p>
       <w:pPr>
@@ -1381,35 +1262,20 @@
         </w:numPr>
         <w:spacing w:line="480" w:lineRule="auto"/>
       </w:pPr>
-      <w:proofErr w:type="spellStart"/>
       <w:r>
         <w:t>Streaml</w:t>
       </w:r>
       <w:r>
         <w:t>it</w:t>
       </w:r>
-      <w:proofErr w:type="spellEnd"/>
     </w:p>
     <w:p>
       <w:pPr>
         <w:spacing w:line="480" w:lineRule="auto"/>
         <w:ind w:firstLine="360"/>
       </w:pPr>
-      <w:proofErr w:type="spellStart"/>
-      <w:r>
-        <w:t>LangChain</w:t>
-      </w:r>
-      <w:proofErr w:type="spellEnd"/>
-      <w:r>
-        <w:t xml:space="preserve"> is </w:t>
-      </w:r>
-      <w:proofErr w:type="gramStart"/>
-      <w:r>
-        <w:t>a LLM</w:t>
-      </w:r>
-      <w:proofErr w:type="gramEnd"/>
-      <w:r>
-        <w:t xml:space="preserve"> </w:t>
+      <w:r>
+        <w:t xml:space="preserve">LangChain is a LLM </w:t>
       </w:r>
       <w:r>
         <w:t>orchestration</w:t>
@@ -1420,24 +1286,20 @@
       <w:r>
         <w:t xml:space="preserve">tools and things like that. This project only scratched the </w:t>
       </w:r>
-      <w:proofErr w:type="spellStart"/>
-      <w:r>
-        <w:t>serfice</w:t>
-      </w:r>
-      <w:proofErr w:type="spellEnd"/>
+      <w:r>
+        <w:t>surface</w:t>
+      </w:r>
       <w:r>
         <w:t xml:space="preserve"> of its capabilities. However </w:t>
       </w:r>
       <w:r>
-        <w:t xml:space="preserve">model context protocol is a more contemporary alternative for meany of </w:t>
-      </w:r>
-      <w:proofErr w:type="spellStart"/>
-      <w:r>
-        <w:t>LangChains</w:t>
-      </w:r>
-      <w:proofErr w:type="spellEnd"/>
-      <w:r>
-        <w:t xml:space="preserve"> capabilities.</w:t>
+        <w:t>model context protocol is a more contemporary alternative for many of LangChain</w:t>
+      </w:r>
+      <w:r>
+        <w:t>’</w:t>
+      </w:r>
+      <w:r>
+        <w:t>s capabilities.</w:t>
       </w:r>
     </w:p>
     <w:p>
@@ -1445,49 +1307,18 @@
         <w:spacing w:line="480" w:lineRule="auto"/>
         <w:ind w:firstLine="360"/>
       </w:pPr>
-      <w:proofErr w:type="spellStart"/>
-      <w:r>
-        <w:t>ChromaDB</w:t>
-      </w:r>
-      <w:proofErr w:type="spellEnd"/>
-      <w:r>
-        <w:t xml:space="preserve"> is a persistent </w:t>
-      </w:r>
-      <w:r>
-        <w:t xml:space="preserve">vector store for keeping and </w:t>
-      </w:r>
-      <w:proofErr w:type="gramStart"/>
-      <w:r>
-        <w:t>searching</w:t>
-      </w:r>
-      <w:proofErr w:type="gramEnd"/>
-      <w:r>
-        <w:t xml:space="preserve"> vectorized chunks of data.  </w:t>
-      </w:r>
-      <w:proofErr w:type="spellStart"/>
-      <w:r>
-        <w:t>Langchain</w:t>
-      </w:r>
-      <w:proofErr w:type="spellEnd"/>
-      <w:r>
-        <w:t xml:space="preserve"> can interact with it </w:t>
-      </w:r>
-      <w:proofErr w:type="gramStart"/>
-      <w:r>
-        <w:t xml:space="preserve">and </w:t>
-      </w:r>
-      <w:r>
-        <w:t>make</w:t>
-      </w:r>
-      <w:proofErr w:type="gramEnd"/>
-      <w:r>
-        <w:t xml:space="preserve"> passing vector data to </w:t>
-      </w:r>
-      <w:proofErr w:type="gramStart"/>
-      <w:r>
-        <w:t>the LLM</w:t>
-      </w:r>
-      <w:proofErr w:type="gramEnd"/>
+      <w:r>
+        <w:t xml:space="preserve">ChromaDB is a persistent </w:t>
+      </w:r>
+      <w:r>
+        <w:t xml:space="preserve">vector store for keeping and searching vectorized chunks of data.  Langchain can interact with it and </w:t>
+      </w:r>
+      <w:r>
+        <w:t>make passing vector data to the LLM</w:t>
+      </w:r>
+      <w:r>
+        <w:t xml:space="preserve"> a lot more convenient</w:t>
+      </w:r>
       <w:r>
         <w:t xml:space="preserve">. The embedding model will insert the data into </w:t>
       </w:r>
@@ -1498,15 +1329,7 @@
         <w:t>database,</w:t>
       </w:r>
       <w:r>
-        <w:t xml:space="preserve"> so the embedding model only needs to run once. </w:t>
-      </w:r>
-      <w:proofErr w:type="gramStart"/>
-      <w:r>
-        <w:t>Alternatively</w:t>
-      </w:r>
-      <w:proofErr w:type="gramEnd"/>
-      <w:r>
-        <w:t xml:space="preserve"> the embedding model can keep the </w:t>
+        <w:t xml:space="preserve"> so the embedding model only needs to run once. Alternatively the embedding model can keep the </w:t>
       </w:r>
       <w:r>
         <w:t>embeddings</w:t>
@@ -1523,52 +1346,27 @@
         <w:spacing w:line="480" w:lineRule="auto"/>
         <w:ind w:firstLine="360"/>
       </w:pPr>
-      <w:proofErr w:type="spellStart"/>
       <w:r>
         <w:lastRenderedPageBreak/>
-        <w:t>HuggingFace</w:t>
-      </w:r>
-      <w:proofErr w:type="spellEnd"/>
-      <w:r>
-        <w:t xml:space="preserve"> is a website </w:t>
-      </w:r>
-      <w:r>
-        <w:t xml:space="preserve">that </w:t>
-      </w:r>
-      <w:proofErr w:type="gramStart"/>
-      <w:r>
-        <w:t>if</w:t>
-      </w:r>
-      <w:proofErr w:type="gramEnd"/>
-      <w:r>
-        <w:t xml:space="preserve"> very important in the world of </w:t>
-      </w:r>
-      <w:proofErr w:type="spellStart"/>
-      <w:r>
-        <w:t>datasiance</w:t>
-      </w:r>
-      <w:proofErr w:type="spellEnd"/>
-      <w:r>
-        <w:t xml:space="preserve"> and machine learning. Especially in the world of </w:t>
-      </w:r>
-      <w:proofErr w:type="gramStart"/>
-      <w:r>
-        <w:t>open source</w:t>
-      </w:r>
-      <w:proofErr w:type="gramEnd"/>
-      <w:r>
-        <w:t xml:space="preserve"> models and data. In this project </w:t>
-      </w:r>
-      <w:r>
-        <w:t xml:space="preserve">the </w:t>
-      </w:r>
-      <w:proofErr w:type="spellStart"/>
-      <w:r>
-        <w:t>HuggingFace</w:t>
-      </w:r>
-      <w:proofErr w:type="spellEnd"/>
-      <w:r>
-        <w:t xml:space="preserve"> embedding model was used to vectorize the data. The </w:t>
+        <w:t xml:space="preserve">HuggingFace is a website </w:t>
+      </w:r>
+      <w:r>
+        <w:t>that i</w:t>
+      </w:r>
+      <w:r>
+        <w:t>s</w:t>
+      </w:r>
+      <w:r>
+        <w:t xml:space="preserve"> very important in the world of data</w:t>
+      </w:r>
+      <w:r>
+        <w:t xml:space="preserve"> </w:t>
+      </w:r>
+      <w:r>
+        <w:t xml:space="preserve">siance and machine learning. Especially in the world of open source models and data. In this project </w:t>
+      </w:r>
+      <w:r>
+        <w:t xml:space="preserve">the HuggingFace embedding model was used to vectorize the data. The </w:t>
       </w:r>
       <w:r>
         <w:t>model</w:t>
@@ -1580,21 +1378,11 @@
         <w:t>all-MiniLM-L6-v2</w:t>
       </w:r>
       <w:r>
-        <w:t xml:space="preserve"> which was a good size to run on a laptop. </w:t>
-      </w:r>
-      <w:proofErr w:type="spellStart"/>
-      <w:r>
-        <w:t>HuggingFace</w:t>
-      </w:r>
-      <w:proofErr w:type="spellEnd"/>
-      <w:r>
-        <w:t xml:space="preserve"> has </w:t>
-      </w:r>
-      <w:proofErr w:type="gramStart"/>
-      <w:r>
-        <w:t>a</w:t>
-      </w:r>
-      <w:proofErr w:type="gramEnd"/>
+        <w:t xml:space="preserve"> which was a good size to run on a laptop. HuggingFace has a</w:t>
+      </w:r>
+      <w:r>
+        <w:t>n</w:t>
+      </w:r>
       <w:r>
         <w:t xml:space="preserve"> </w:t>
       </w:r>
@@ -1605,15 +1393,7 @@
         <w:t xml:space="preserve"> and overwhelming number of models and data that </w:t>
       </w:r>
       <w:r>
-        <w:t xml:space="preserve">can be accessed by the </w:t>
-      </w:r>
-      <w:proofErr w:type="gramStart"/>
-      <w:r>
-        <w:t>open source</w:t>
-      </w:r>
-      <w:proofErr w:type="gramEnd"/>
-      <w:r>
-        <w:t xml:space="preserve"> community. </w:t>
+        <w:t xml:space="preserve">can be accessed by the open source community. </w:t>
       </w:r>
     </w:p>
     <w:p>
@@ -1631,29 +1411,13 @@
         <w:t xml:space="preserve"> that allows python </w:t>
       </w:r>
       <w:r>
-        <w:t xml:space="preserve">to interact with LLM APIs. </w:t>
-      </w:r>
-      <w:proofErr w:type="gramStart"/>
-      <w:r>
-        <w:t>OpenAI</w:t>
-      </w:r>
-      <w:proofErr w:type="gramEnd"/>
-      <w:r>
-        <w:t xml:space="preserve"> the </w:t>
+        <w:t xml:space="preserve">to interact with LLM APIs. OpenAI the </w:t>
       </w:r>
       <w:r>
         <w:t>creators</w:t>
       </w:r>
       <w:r>
-        <w:t xml:space="preserve"> of </w:t>
-      </w:r>
-      <w:proofErr w:type="gramStart"/>
-      <w:r>
-        <w:t>ChatGPT</w:t>
-      </w:r>
-      <w:proofErr w:type="gramEnd"/>
-      <w:r>
-        <w:t xml:space="preserve"> created the OpenAI API and it became the current standard for LLM APIs. This python library allows python programs to interact with LLMs over the internet via the API.</w:t>
+        <w:t xml:space="preserve"> of ChatGPT created the OpenAI API and it became the current standard for LLM APIs. This python library allows python programs to interact with LLMs over the internet via the API.</w:t>
       </w:r>
       <w:r>
         <w:t xml:space="preserve"> It’s a convenient library to use because </w:t>
@@ -1683,15 +1447,7 @@
         <w:ind w:firstLine="360"/>
       </w:pPr>
       <w:r>
-        <w:t xml:space="preserve">Lastly </w:t>
-      </w:r>
-      <w:proofErr w:type="spellStart"/>
-      <w:r>
-        <w:t>Streamlit</w:t>
-      </w:r>
-      <w:proofErr w:type="spellEnd"/>
-      <w:r>
-        <w:t xml:space="preserve"> is a web app UI </w:t>
+        <w:t xml:space="preserve">Lastly Streamlit is a web app UI </w:t>
       </w:r>
       <w:r>
         <w:t xml:space="preserve">library for </w:t>
@@ -1743,23 +1499,13 @@
         <w:tab/>
       </w:r>
       <w:r>
-        <w:t xml:space="preserve">The application design is the strong point of this project. The design </w:t>
-      </w:r>
-      <w:proofErr w:type="gramStart"/>
-      <w:r>
-        <w:t>if</w:t>
-      </w:r>
-      <w:proofErr w:type="gramEnd"/>
-      <w:r>
-        <w:t xml:space="preserve"> quite clean and modular yet it gets </w:t>
-      </w:r>
-      <w:proofErr w:type="gramStart"/>
-      <w:r>
-        <w:t>a lot done</w:t>
-      </w:r>
-      <w:proofErr w:type="gramEnd"/>
-      <w:r>
-        <w:t xml:space="preserve">. </w:t>
+        <w:t>The application design is the strong point of this project. The design i</w:t>
+      </w:r>
+      <w:r>
+        <w:t>s</w:t>
+      </w:r>
+      <w:r>
+        <w:t xml:space="preserve"> quite clean and modular yet it gets a lot done. </w:t>
       </w:r>
       <w:r>
         <w:t xml:space="preserve">At a high level it represents a flow of data from the boring FAQ to the structured, </w:t>
@@ -1771,11 +1517,17 @@
         <w:t xml:space="preserve"> and </w:t>
       </w:r>
       <w:r>
-        <w:t xml:space="preserve">hype specific LLM output. The architecture flows from </w:t>
+        <w:t>hype</w:t>
+      </w:r>
+      <w:r>
+        <w:t>-</w:t>
+      </w:r>
+      <w:r>
+        <w:t xml:space="preserve">specific LLM output. The architecture flows </w:t>
       </w:r>
       <w:r>
         <w:lastRenderedPageBreak/>
-        <w:t>the original text FAQ through s</w:t>
+        <w:t>from the original text FAQ through s</w:t>
       </w:r>
       <w:r>
         <w:t xml:space="preserve">anitization which removes </w:t>
@@ -1796,62 +1548,38 @@
         <w:t>stored</w:t>
       </w:r>
       <w:r>
-        <w:t xml:space="preserve"> in the database. Then to the </w:t>
-      </w:r>
-      <w:r>
-        <w:t xml:space="preserve">chunking the chews it up into bit size pieces for the LLM. Next it and its embeddings are stored in the </w:t>
-      </w:r>
-      <w:proofErr w:type="spellStart"/>
-      <w:r>
-        <w:t>ChromaDB</w:t>
-      </w:r>
-      <w:proofErr w:type="spellEnd"/>
-      <w:r>
-        <w:t xml:space="preserve">. </w:t>
+        <w:t xml:space="preserve"> in the database</w:t>
+      </w:r>
+      <w:r>
+        <w:t xml:space="preserve">. Next it and its embeddings are stored in the ChromaDB. </w:t>
       </w:r>
       <w:r>
         <w:t xml:space="preserve">Once the user presents a query it is compared to the </w:t>
       </w:r>
-      <w:proofErr w:type="spellStart"/>
-      <w:r>
-        <w:t>embedings</w:t>
-      </w:r>
-      <w:proofErr w:type="spellEnd"/>
-      <w:r>
-        <w:t xml:space="preserve"> in the database to look for similarity. The original question and any relevant data </w:t>
-      </w:r>
-      <w:proofErr w:type="gramStart"/>
-      <w:r>
-        <w:t>is</w:t>
-      </w:r>
-      <w:proofErr w:type="gramEnd"/>
-      <w:r>
-        <w:t xml:space="preserve"> passed to the LLM in </w:t>
-      </w:r>
-      <w:proofErr w:type="spellStart"/>
-      <w:r>
-        <w:t>fromated</w:t>
-      </w:r>
-      <w:proofErr w:type="spellEnd"/>
-      <w:r>
-        <w:t xml:space="preserve"> manor so it can tell the question from the context. And </w:t>
-      </w:r>
-      <w:proofErr w:type="gramStart"/>
-      <w:r>
-        <w:t>finally</w:t>
-      </w:r>
-      <w:proofErr w:type="gramEnd"/>
-      <w:r>
-        <w:t xml:space="preserve"> the LLM’s response is </w:t>
+      <w:r>
+        <w:t>embeddings</w:t>
+      </w:r>
+      <w:r>
+        <w:t xml:space="preserve"> in the database to look for similarity. The original question and any relevant data is passed to the LLM in </w:t>
+      </w:r>
+      <w:r>
+        <w:t>formatted</w:t>
+      </w:r>
+      <w:r>
+        <w:t xml:space="preserve"> man</w:t>
+      </w:r>
+      <w:r>
+        <w:t>ne</w:t>
+      </w:r>
+      <w:r>
+        <w:t xml:space="preserve">r so it can tell the question from the context. And finally the LLM’s response is </w:t>
       </w:r>
       <w:r>
         <w:t xml:space="preserve">received and passed to the user as a final output. This is how the data flow through the </w:t>
       </w:r>
-      <w:proofErr w:type="spellStart"/>
-      <w:r>
-        <w:t>pipline</w:t>
-      </w:r>
-      <w:proofErr w:type="spellEnd"/>
+      <w:r>
+        <w:t>pipeline</w:t>
+      </w:r>
       <w:r>
         <w:t xml:space="preserve"> to facilitate RAG.</w:t>
       </w:r>
@@ -1916,110 +1644,61 @@
         <w:tab/>
       </w:r>
       <w:r>
-        <w:t xml:space="preserve">The code is </w:t>
-      </w:r>
-      <w:proofErr w:type="gramStart"/>
-      <w:r>
-        <w:t>broken up</w:t>
-      </w:r>
-      <w:proofErr w:type="gramEnd"/>
-      <w:r>
-        <w:t xml:space="preserve"> into four files that each accomplish different steps in the process. </w:t>
-      </w:r>
-      <w:r>
-        <w:t xml:space="preserve">First is the embedings.py which contains two functions. One to sanitize </w:t>
-      </w:r>
-      <w:proofErr w:type="gramStart"/>
-      <w:r>
-        <w:t>chunk</w:t>
-      </w:r>
-      <w:proofErr w:type="gramEnd"/>
-      <w:r>
-        <w:t xml:space="preserve"> and embed the data. And the second to </w:t>
-      </w:r>
-      <w:r>
-        <w:t xml:space="preserve">query the database with the </w:t>
-      </w:r>
-      <w:proofErr w:type="gramStart"/>
-      <w:r>
-        <w:t>users</w:t>
-      </w:r>
-      <w:proofErr w:type="gramEnd"/>
-      <w:r>
-        <w:t xml:space="preserve"> question. The llm.py file handles </w:t>
-      </w:r>
-      <w:r>
-        <w:t xml:space="preserve">calling the </w:t>
-      </w:r>
-      <w:proofErr w:type="spellStart"/>
-      <w:r>
-        <w:t>openAI</w:t>
-      </w:r>
-      <w:proofErr w:type="spellEnd"/>
-      <w:r>
-        <w:t xml:space="preserve"> API and passing it the </w:t>
-      </w:r>
-      <w:proofErr w:type="gramStart"/>
-      <w:r>
-        <w:t>users</w:t>
-      </w:r>
-      <w:proofErr w:type="gramEnd"/>
-      <w:r>
-        <w:t xml:space="preserve"> data. It contains one function called </w:t>
-      </w:r>
-      <w:proofErr w:type="spellStart"/>
-      <w:proofErr w:type="gramStart"/>
-      <w:r>
-        <w:t>llm</w:t>
-      </w:r>
-      <w:proofErr w:type="spellEnd"/>
-      <w:r>
-        <w:t>(</w:t>
-      </w:r>
-      <w:proofErr w:type="gramEnd"/>
-      <w:r>
-        <w:t>) that facilitates this. It includes the</w:t>
+        <w:t xml:space="preserve">The code is broken up into four files that each accomplish different steps in the process. </w:t>
+      </w:r>
+      <w:r>
+        <w:t>First is the embe</w:t>
+      </w:r>
+      <w:r>
+        <w:t>d</w:t>
+      </w:r>
+      <w:r>
+        <w:t xml:space="preserve">dings.py which contains two functions. One to sanitize chunk and embed the data. And the second to </w:t>
+      </w:r>
+      <w:r>
+        <w:t>query the database with the user</w:t>
+      </w:r>
+      <w:r>
+        <w:t>’</w:t>
+      </w:r>
+      <w:r>
+        <w:t xml:space="preserve">s question. The llm.py file handles </w:t>
+      </w:r>
+      <w:r>
+        <w:t>calling the openAI API and passing it the user</w:t>
+      </w:r>
+      <w:r>
+        <w:t>’</w:t>
+      </w:r>
+      <w:r>
+        <w:t>s data. It contains one function called llm() that facilitates this. It includes the</w:t>
       </w:r>
       <w:r>
         <w:t xml:space="preserve"> system prompt that tells the LLM that it needs to respond and to keep responses short. Thes functions are called from the </w:t>
       </w:r>
       <w:r>
-        <w:t xml:space="preserve">app.py and the main.py. Thes allow </w:t>
-      </w:r>
-      <w:proofErr w:type="spellStart"/>
-      <w:r>
-        <w:t>eather</w:t>
-      </w:r>
-      <w:proofErr w:type="spellEnd"/>
-      <w:r>
-        <w:t xml:space="preserve"> the UI or the CLI interface depending on the </w:t>
-      </w:r>
-      <w:proofErr w:type="gramStart"/>
-      <w:r>
-        <w:t>users</w:t>
-      </w:r>
-      <w:proofErr w:type="gramEnd"/>
-      <w:r>
-        <w:t xml:space="preserve"> preference. </w:t>
-      </w:r>
-      <w:r>
-        <w:t xml:space="preserve">Both main.py and app.py check if the database exists and if </w:t>
-      </w:r>
-      <w:proofErr w:type="gramStart"/>
-      <w:r>
-        <w:t>not</w:t>
-      </w:r>
-      <w:proofErr w:type="gramEnd"/>
-      <w:r>
-        <w:t xml:space="preserve"> they create it using the </w:t>
-      </w:r>
-      <w:proofErr w:type="gramStart"/>
-      <w:r>
-        <w:t>provided data</w:t>
-      </w:r>
-      <w:proofErr w:type="gramEnd"/>
-      <w:r>
-        <w:t xml:space="preserve">. </w:t>
+        <w:t>app.py and the main.py. Thes</w:t>
+      </w:r>
+      <w:r>
+        <w:t>e</w:t>
+      </w:r>
+      <w:r>
+        <w:t xml:space="preserve"> allow </w:t>
+      </w:r>
+      <w:r>
+        <w:t>either</w:t>
+      </w:r>
+      <w:r>
+        <w:t xml:space="preserve"> the UI or the CLI interface depending on the user</w:t>
+      </w:r>
+      <w:r>
+        <w:t>’</w:t>
+      </w:r>
+      <w:r>
+        <w:t xml:space="preserve">s preference. </w:t>
+      </w:r>
+      <w:r>
+        <w:t xml:space="preserve">Both main.py and app.py check if the database exists and if not they create it using the provided data. </w:t>
       </w:r>
       <w:r>
         <w:t>The p</w:t>
@@ -2028,31 +1707,13 @@
         <w:t xml:space="preserve">roject contains a fair amount of configuration that is handled by the various config files. </w:t>
       </w:r>
       <w:r>
-        <w:t xml:space="preserve">This includes </w:t>
-      </w:r>
-      <w:proofErr w:type="gramStart"/>
-      <w:r>
-        <w:t>the .env</w:t>
-      </w:r>
-      <w:proofErr w:type="gramEnd"/>
-      <w:r>
-        <w:t xml:space="preserve"> and </w:t>
-      </w:r>
-      <w:proofErr w:type="gramStart"/>
-      <w:r>
-        <w:t xml:space="preserve">the </w:t>
+        <w:t xml:space="preserve">This includes the .env and the </w:t>
       </w:r>
       <w:r>
         <w:t>.</w:t>
       </w:r>
-      <w:proofErr w:type="spellStart"/>
-      <w:r>
-        <w:t>streamlit</w:t>
-      </w:r>
-      <w:proofErr w:type="spellEnd"/>
-      <w:proofErr w:type="gramEnd"/>
-      <w:r>
-        <w:t xml:space="preserve"> files.</w:t>
+      <w:r>
+        <w:t>streamlit files.</w:t>
       </w:r>
     </w:p>
     <w:p>
@@ -2079,18 +1740,13 @@
         <w:tab/>
       </w:r>
       <w:r>
-        <w:t xml:space="preserve">Getting this project up and running is </w:t>
-      </w:r>
-      <w:proofErr w:type="gramStart"/>
-      <w:r>
-        <w:t>pretty straight</w:t>
-      </w:r>
-      <w:proofErr w:type="gramEnd"/>
-      <w:r>
-        <w:t xml:space="preserve"> </w:t>
-      </w:r>
-      <w:r>
-        <w:t xml:space="preserve">forward. First navigate to the </w:t>
+        <w:t>Getting this project up and running is pretty</w:t>
+      </w:r>
+      <w:r>
+        <w:t xml:space="preserve"> </w:t>
+      </w:r>
+      <w:r>
+        <w:t xml:space="preserve">straightforward. First navigate to the </w:t>
       </w:r>
       <w:hyperlink r:id="rId7" w:history="1">
         <w:r>
@@ -2110,52 +1766,61 @@
         <w:t xml:space="preserve">. </w:t>
       </w:r>
       <w:r>
-        <w:t xml:space="preserve"> Next create a python environment and activate it. </w:t>
-      </w:r>
-      <w:r>
-        <w:t xml:space="preserve">The project includes </w:t>
-      </w:r>
-      <w:proofErr w:type="gramStart"/>
-      <w:r>
-        <w:t>a requirements.txt</w:t>
-      </w:r>
-      <w:proofErr w:type="gramEnd"/>
-      <w:r>
-        <w:t xml:space="preserve"> so simply use pip </w:t>
-      </w:r>
-      <w:proofErr w:type="gramStart"/>
-      <w:r>
-        <w:t xml:space="preserve">to </w:t>
-      </w:r>
-      <w:r>
-        <w:t xml:space="preserve"> </w:t>
-      </w:r>
-      <w:r>
-        <w:t>install</w:t>
-      </w:r>
-      <w:proofErr w:type="gramEnd"/>
-      <w:r>
-        <w:t xml:space="preserve"> dependencies into the local environment. </w:t>
-      </w:r>
-      <w:r>
-        <w:t xml:space="preserve">Next obtain an LLM API key. For this project I was feeling lazy so I installed a local LLM on my laptop and </w:t>
-      </w:r>
-      <w:r>
-        <w:t xml:space="preserve">accessed its API key but any </w:t>
-      </w:r>
-      <w:proofErr w:type="spellStart"/>
-      <w:r>
-        <w:t>openAI</w:t>
-      </w:r>
-      <w:proofErr w:type="spellEnd"/>
-      <w:r>
-        <w:t xml:space="preserve"> compatible API key will work.</w:t>
+        <w:t xml:space="preserve"> Next create a </w:t>
+      </w:r>
+      <w:r>
+        <w:t>P</w:t>
+      </w:r>
+      <w:r>
+        <w:t xml:space="preserve">ython environment and activate it. </w:t>
+      </w:r>
+      <w:r>
+        <w:t>The project includes a requirements.txt so simply use pip to</w:t>
+      </w:r>
+      <w:r>
+        <w:t xml:space="preserve"> </w:t>
+      </w:r>
+      <w:r>
+        <w:t xml:space="preserve">install dependencies into the local environment. </w:t>
+      </w:r>
+      <w:r>
+        <w:t xml:space="preserve">Next obtain an LLM API key. For this project a local LLM </w:t>
+      </w:r>
+      <w:r>
+        <w:t xml:space="preserve">was used that is capable of running on a </w:t>
+      </w:r>
+      <w:r>
+        <w:t>laptop</w:t>
+      </w:r>
+      <w:r>
+        <w:t>. I</w:t>
+      </w:r>
+      <w:r>
+        <w:t xml:space="preserve">ts API key </w:t>
+      </w:r>
+      <w:r>
+        <w:t xml:space="preserve">was saved but </w:t>
+      </w:r>
+      <w:r>
+        <w:t xml:space="preserve">any </w:t>
+      </w:r>
+      <w:r>
+        <w:t>O</w:t>
+      </w:r>
+      <w:r>
+        <w:t>penAI compatible API key will work.</w:t>
       </w:r>
       <w:r>
         <w:t xml:space="preserve"> The interface for configuring this project is the .env file. Create one and populate </w:t>
       </w:r>
       <w:r>
-        <w:t>with the flowing values</w:t>
+        <w:t>with the f</w:t>
+      </w:r>
+      <w:r>
+        <w:t>ol</w:t>
+      </w:r>
+      <w:r>
+        <w:t>lowing values</w:t>
       </w:r>
       <w:r>
         <w:t xml:space="preserve">. </w:t>
@@ -2335,7 +2000,25 @@
         <w:t xml:space="preserve">Here is </w:t>
       </w:r>
       <w:r>
-        <w:t xml:space="preserve">what my configuration looks like keep in mind </w:t>
+        <w:t xml:space="preserve">what </w:t>
+      </w:r>
+      <w:r>
+        <w:t>the</w:t>
+      </w:r>
+      <w:r>
+        <w:t xml:space="preserve"> configuration look</w:t>
+      </w:r>
+      <w:r>
+        <w:t>ed</w:t>
+      </w:r>
+      <w:r>
+        <w:t xml:space="preserve"> like</w:t>
+      </w:r>
+      <w:r>
+        <w:t>. K</w:t>
+      </w:r>
+      <w:r>
+        <w:t xml:space="preserve">eep in mind </w:t>
       </w:r>
       <w:r>
         <w:t>it’s</w:t>
@@ -2355,24 +2038,17 @@
       <w:r>
         <w:t xml:space="preserve">. The rest will fill </w:t>
       </w:r>
-      <w:proofErr w:type="gramStart"/>
       <w:r>
         <w:t>itself</w:t>
       </w:r>
       <w:r>
-        <w:t xml:space="preserve"> in</w:t>
-      </w:r>
-      <w:proofErr w:type="gramEnd"/>
-      <w:r>
-        <w:t xml:space="preserve"> if </w:t>
-      </w:r>
-      <w:proofErr w:type="gramStart"/>
-      <w:r>
-        <w:t>nothing</w:t>
-      </w:r>
-      <w:proofErr w:type="gramEnd"/>
-      <w:r>
-        <w:t xml:space="preserve"> custom is selected</w:t>
+        <w:t xml:space="preserve"> </w:t>
+      </w:r>
+      <w:r>
+        <w:t xml:space="preserve">in </w:t>
+      </w:r>
+      <w:r>
+        <w:t>if nothing custom is selected</w:t>
       </w:r>
       <w:r>
         <w:t>. The project is technically modular so</w:t>
@@ -2402,15 +2078,7 @@
       </w:pPr>
       <w:r>
         <w:tab/>
-        <w:t xml:space="preserve">The project has two user </w:t>
-      </w:r>
-      <w:proofErr w:type="gramStart"/>
-      <w:r>
-        <w:t>interfaces</w:t>
-      </w:r>
-      <w:proofErr w:type="gramEnd"/>
-      <w:r>
-        <w:t xml:space="preserve"> </w:t>
+        <w:t xml:space="preserve">The project has two user interfaces </w:t>
       </w:r>
       <w:r>
         <w:t xml:space="preserve">a CLI and a UI. Simply run the main.py to use the cli interface to talk to the model or run </w:t>
@@ -2418,24 +2086,11 @@
       <w:r>
         <w:t>“</w:t>
       </w:r>
-      <w:proofErr w:type="spellStart"/>
-      <w:r>
-        <w:t>streamlit</w:t>
-      </w:r>
-      <w:proofErr w:type="spellEnd"/>
-      <w:r>
-        <w:t xml:space="preserve"> run </w:t>
-      </w:r>
-      <w:proofErr w:type="gramStart"/>
-      <w:r>
-        <w:t>app.py</w:t>
-      </w:r>
-      <w:r>
-        <w:t>”  to</w:t>
-      </w:r>
-      <w:proofErr w:type="gramEnd"/>
-      <w:r>
-        <w:t xml:space="preserve"> use the web app version.</w:t>
+      <w:r>
+        <w:t>streamlit run app.py</w:t>
+      </w:r>
+      <w:r>
+        <w:t>”  to use the web app version.</w:t>
       </w:r>
       <w:r>
         <w:t xml:space="preserve"> </w:t>
@@ -2466,15 +2121,7 @@
         <w:t xml:space="preserve">the terminal. If the cli is preferred </w:t>
       </w:r>
       <w:r>
-        <w:t xml:space="preserve">just </w:t>
-      </w:r>
-      <w:proofErr w:type="gramStart"/>
-      <w:r>
-        <w:t>run</w:t>
-      </w:r>
-      <w:proofErr w:type="gramEnd"/>
-      <w:r>
-        <w:t xml:space="preserve"> the main.py file and chat right in the terminal. </w:t>
+        <w:t xml:space="preserve">just run the main.py file and chat right in the terminal. </w:t>
       </w:r>
       <w:r>
         <w:t>The user can then ask the chat bot questions pertaining to the</w:t>
@@ -2541,31 +2188,13 @@
         <w:t xml:space="preserve"> questions about specific information that is as up to date as the file and as specialized as needed. </w:t>
       </w:r>
       <w:r>
-        <w:t xml:space="preserve">As demonstrated in the screenshot the model </w:t>
-      </w:r>
-      <w:proofErr w:type="gramStart"/>
-      <w:r>
-        <w:t>is able to</w:t>
-      </w:r>
-      <w:proofErr w:type="gramEnd"/>
-      <w:r>
-        <w:t xml:space="preserve"> see numbers in the FAQ like the battery life. </w:t>
-      </w:r>
-      <w:proofErr w:type="gramStart"/>
+        <w:t xml:space="preserve">As demonstrated in the screenshot the model is able to see numbers in the FAQ like the battery life. </w:t>
+      </w:r>
       <w:r>
         <w:t>Additionally</w:t>
       </w:r>
-      <w:proofErr w:type="gramEnd"/>
-      <w:r>
-        <w:t xml:space="preserve"> it </w:t>
-      </w:r>
-      <w:proofErr w:type="gramStart"/>
-      <w:r>
-        <w:t>is able to</w:t>
-      </w:r>
-      <w:proofErr w:type="gramEnd"/>
-      <w:r>
-        <w:t xml:space="preserve"> semantically </w:t>
+      <w:r>
+        <w:t xml:space="preserve"> it is able to semantically </w:t>
       </w:r>
       <w:r>
         <w:t xml:space="preserve">look up information like how to pause. </w:t>
@@ -2580,18 +2209,19 @@
         <w:t xml:space="preserve"> seems to not reference the FAQ </w:t>
       </w:r>
       <w:r>
-        <w:t xml:space="preserve">and the LLM answered based </w:t>
-      </w:r>
-      <w:proofErr w:type="gramStart"/>
-      <w:r>
-        <w:t>of</w:t>
-      </w:r>
-      <w:proofErr w:type="gramEnd"/>
-      <w:r>
-        <w:t xml:space="preserve"> its knowledge.</w:t>
-      </w:r>
-      <w:r>
-        <w:t xml:space="preserve">  Which is important to note the limits of this kind of technology. </w:t>
+        <w:t>and the LLM answered based o</w:t>
+      </w:r>
+      <w:r>
+        <w:t>f</w:t>
+      </w:r>
+      <w:r>
+        <w:t>f its knowledge</w:t>
+      </w:r>
+      <w:r>
+        <w:t>, w</w:t>
+      </w:r>
+      <w:r>
+        <w:t xml:space="preserve">hich is important to note the limits of this kind of technology. </w:t>
       </w:r>
     </w:p>
     <w:p>
@@ -2676,32 +2306,14 @@
       <w:r>
         <w:t xml:space="preserve">The RAG responses </w:t>
       </w:r>
-      <w:proofErr w:type="gramStart"/>
-      <w:r>
-        <w:t>where</w:t>
-      </w:r>
-      <w:proofErr w:type="gramEnd"/>
+      <w:r>
+        <w:t>were</w:t>
+      </w:r>
       <w:r>
         <w:t xml:space="preserve"> pretty grounded in the FAQ. It is visible in the screenshot and can be compared to the FAQ in the GitHub. </w:t>
       </w:r>
       <w:r>
-        <w:t xml:space="preserve">The local Ollama LLM ran its inference without any </w:t>
-      </w:r>
-      <w:proofErr w:type="gramStart"/>
-      <w:r>
-        <w:t>problems</w:t>
-      </w:r>
-      <w:proofErr w:type="gramEnd"/>
-      <w:r>
-        <w:t xml:space="preserve"> and the output was </w:t>
-      </w:r>
-      <w:proofErr w:type="gramStart"/>
-      <w:r>
-        <w:t>fairly good</w:t>
-      </w:r>
-      <w:proofErr w:type="gramEnd"/>
-      <w:r>
-        <w:t xml:space="preserve"> for its size. </w:t>
+        <w:t xml:space="preserve">The local Ollama LLM ran its inference without any problems and the output was fairly good for its size. </w:t>
       </w:r>
       <w:r>
         <w:t xml:space="preserve">The modular structure of the project was also a strong point. The separation of </w:t>
@@ -2710,35 +2322,31 @@
         <w:t>concerns</w:t>
       </w:r>
       <w:r>
-        <w:t xml:space="preserve"> with the different python files </w:t>
-      </w:r>
-      <w:r>
-        <w:t xml:space="preserve">makes it manageable. And the </w:t>
-      </w:r>
-      <w:proofErr w:type="gramStart"/>
-      <w:r>
-        <w:t xml:space="preserve">modular  </w:t>
-      </w:r>
-      <w:r>
-        <w:t>setup</w:t>
-      </w:r>
-      <w:proofErr w:type="gramEnd"/>
-      <w:r>
-        <w:t xml:space="preserve"> allows</w:t>
-      </w:r>
-      <w:r>
-        <w:t xml:space="preserve"> for future expansion of and changes. Some of the friction </w:t>
-      </w:r>
-      <w:proofErr w:type="gramStart"/>
-      <w:r>
-        <w:t>point</w:t>
-      </w:r>
-      <w:proofErr w:type="gramEnd"/>
-      <w:r>
-        <w:t xml:space="preserve"> on the other hand made the project less than perfect. First concern </w:t>
-      </w:r>
-      <w:r>
-        <w:t xml:space="preserve">is the data set. The dataset is plain text instead of tables or some kind of structured data. </w:t>
+        <w:t xml:space="preserve"> with the different </w:t>
+      </w:r>
+      <w:r>
+        <w:t>P</w:t>
+      </w:r>
+      <w:r>
+        <w:t xml:space="preserve">ython files </w:t>
+      </w:r>
+      <w:r>
+        <w:t xml:space="preserve">makes it manageable. And the modular </w:t>
+      </w:r>
+      <w:r>
+        <w:t>setup allows</w:t>
+      </w:r>
+      <w:r>
+        <w:t xml:space="preserve"> for future expansion o</w:t>
+      </w:r>
+      <w:r>
+        <w:t>r</w:t>
+      </w:r>
+      <w:r>
+        <w:t xml:space="preserve"> changes. Some of the friction point on the other hand made the project less than perfect. First concern </w:t>
+      </w:r>
+      <w:r>
+        <w:t xml:space="preserve">is the dataset. The dataset is plain text instead of tables or some kind of structured data. </w:t>
       </w:r>
       <w:r>
         <w:t xml:space="preserve">There is also a </w:t>
@@ -2762,11 +2370,11 @@
         <w:t>The shortcoming</w:t>
       </w:r>
       <w:r>
-        <w:t xml:space="preserve"> of the CLI </w:t>
+        <w:t xml:space="preserve"> of the CLI interface is it </w:t>
       </w:r>
       <w:r>
         <w:lastRenderedPageBreak/>
-        <w:t xml:space="preserve">interface is it doesn’t maintain a conversation memory. That problem is solved by the UI. </w:t>
+        <w:t xml:space="preserve">doesn’t maintain a conversation memory. That problem is solved by the UI. </w:t>
       </w:r>
       <w:r>
         <w:t xml:space="preserve">Lastly for production or serious use a more powerful model would be a better fit. The local LLM is perfect for </w:t>
@@ -2789,13 +2397,8 @@
         <w:tab/>
         <w:t xml:space="preserve">There are some potential improvements that could be made </w:t>
       </w:r>
-      <w:proofErr w:type="gramStart"/>
-      <w:r>
-        <w:t>on</w:t>
-      </w:r>
-      <w:proofErr w:type="gramEnd"/>
-      <w:r>
-        <w:t xml:space="preserve"> the project. First a different data source could be used instead. It could be a CSV or some other kind of more structured data as </w:t>
+      <w:r>
+        <w:t xml:space="preserve">on the project. First a different data source could be used instead. It could be a CSV or some other kind of more structured data as </w:t>
       </w:r>
       <w:r>
         <w:t>opposed</w:t>
@@ -2804,15 +2407,7 @@
         <w:t xml:space="preserve"> to text. </w:t>
       </w:r>
       <w:r>
-        <w:t xml:space="preserve">This could facilitate filtered retrieval. Next the search </w:t>
-      </w:r>
-      <w:proofErr w:type="gramStart"/>
-      <w:r>
-        <w:t>of</w:t>
-      </w:r>
-      <w:proofErr w:type="gramEnd"/>
-      <w:r>
-        <w:t xml:space="preserve"> the data could be </w:t>
+        <w:t xml:space="preserve">This could facilitate filtered retrieval. Next the search of the data could be </w:t>
       </w:r>
       <w:r>
         <w:t>multi-faceted</w:t>
@@ -2881,7 +2476,6 @@
         <w:spacing w:line="480" w:lineRule="auto"/>
       </w:pPr>
       <w:r>
-        <w:lastRenderedPageBreak/>
         <w:t xml:space="preserve">Study.com. (n.d.). Large language models and artificial intelligence. Retrieved February 24, 2026, from </w:t>
       </w:r>
       <w:hyperlink r:id="rId11" w:history="1">
@@ -4022,7 +3616,6 @@
   <w:style w:type="character" w:default="1" w:styleId="DefaultParagraphFont">
     <w:name w:val="Default Paragraph Font"/>
     <w:uiPriority w:val="1"/>
-    <w:semiHidden/>
     <w:unhideWhenUsed/>
   </w:style>
   <w:style w:type="table" w:default="1" w:styleId="TableNormal">
